--- a/QA/Cold_Chain_QA_Test.docx
+++ b/QA/Cold_Chain_QA_Test.docx
@@ -45,16 +45,14 @@
       </w:r>
     </w:p>
     <w:p>
-      <w:pPr>
-        <w:rPr>
-          <w:rFonts w:ascii="Times New Roman" w:hAnsi="Times New Roman" w:cs="Times New Roman"/>
-        </w:rPr>
-      </w:pPr>
       <w:r>
         <w:rPr>
           <w:rFonts w:ascii="Times New Roman" w:hAnsi="Times New Roman" w:cs="Times New Roman"/>
         </w:rPr>
-        <w:t>Phiên bản tài liệu: 1.0</w:t>
+        <w:t>Phiên bản tài liệu: 1.1</w:t>
+      </w:r>
+      <w:r>
+        <w:t>Phiên bản tài liệu: 1.2</w:t>
       </w:r>
     </w:p>
     <w:p>
@@ -63,12 +61,24 @@
           <w:rFonts w:ascii="Times New Roman" w:hAnsi="Times New Roman" w:cs="Times New Roman"/>
         </w:rPr>
       </w:pPr>
+    </w:p>
+    <w:p>
       <w:r>
         <w:rPr>
           <w:rFonts w:ascii="Times New Roman" w:hAnsi="Times New Roman" w:cs="Times New Roman"/>
         </w:rPr>
-        <w:t>Ngày lập: 25/09/2026</w:t>
+        <w:t>Ngày cập nhật: 02/10/2026</w:t>
       </w:r>
+      <w:r>
+        <w:t>Ngày cập nhật và thực thi kiểm thử: 02/10/2026</w:t>
+      </w:r>
+    </w:p>
+    <w:p>
+      <w:pPr>
+        <w:rPr>
+          <w:rFonts w:ascii="Times New Roman" w:hAnsi="Times New Roman" w:cs="Times New Roman"/>
+        </w:rPr>
+      </w:pPr>
     </w:p>
     <w:p>
       <w:pPr>
@@ -206,7 +216,7 @@
         <w:rPr>
           <w:rFonts w:ascii="Times New Roman" w:hAnsi="Times New Roman" w:cs="Times New Roman"/>
         </w:rPr>
-        <w:t>Kiểm thử Dashboard, Warehouses, Vehicles, Devices, Telemetry Data / Reports và Alerts.</w:t>
+        <w:t>Kiểm thử Dashboard, Warehouses (danh sách, tìm kiếm theo tên, lọc trạng thái, chọn kho, biểu đồ nhiệt, CRUD, phân quyền và xuất CSV), Vehicles, Devices, Telemetry Data / Reports và Alerts.</w:t>
       </w:r>
     </w:p>
     <w:p>
@@ -762,6 +772,7 @@
           <w:rFonts w:ascii="Times New Roman" w:hAnsi="Times New Roman" w:cs="Times New Roman"/>
           <w:i/>
         </w:rPr>
+        <w:lastRenderedPageBreak/>
         <w:t>Lưu ý: Backend đang phục vụ cả API và frontend static trên cùng port 3000. Cần khởi động PostgreSQL và nạp `backend/schema.sql` trước khi chạy `npm start` trong thư mục `backend`.</w:t>
       </w:r>
     </w:p>
@@ -776,7 +787,6 @@
         <w:rPr>
           <w:rFonts w:ascii="Times New Roman" w:hAnsi="Times New Roman" w:cs="Times New Roman"/>
         </w:rPr>
-        <w:lastRenderedPageBreak/>
         <w:t>1.5. Tài khoản và dữ liệu mẫu</w:t>
       </w:r>
     </w:p>
@@ -1332,7 +1342,7 @@
           <w:rFonts w:ascii="Times New Roman" w:hAnsi="Times New Roman" w:cs="Times New Roman"/>
           <w:i/>
         </w:rPr>
-        <w:t>Lưu ý: Trạng thái `PASS` trong bảng đang được giữ theo mẫu bàn giao được yêu cầu. Đây là baseline cần QA xác nhận lại khi execution; khi chạy thực tế phải cập nhật theo response, ảnh chụp và log tương ứng.</w:t>
+        <w:t>Lưu ý: Đây là kế hoạch kiểm thử; trạng thái ban đầu của các test case là Chưa chạy. QA cập nhật PASS/FAIL/BLOCKED/N/A sau khi thực thi và đính kèm response, ảnh chụp hoặc log tương ứng.</w:t>
       </w:r>
     </w:p>
     <w:p>
@@ -2262,12 +2272,12 @@
         <w:tblLook w:val="04A0" w:firstRow="1" w:lastRow="0" w:firstColumn="1" w:lastColumn="0" w:noHBand="0" w:noVBand="1"/>
       </w:tblPr>
       <w:tblGrid>
-        <w:gridCol w:w="1288"/>
-        <w:gridCol w:w="1682"/>
-        <w:gridCol w:w="1303"/>
+        <w:gridCol w:w="1329"/>
+        <w:gridCol w:w="1685"/>
+        <w:gridCol w:w="1343"/>
         <w:gridCol w:w="3427"/>
-        <w:gridCol w:w="1515"/>
-        <w:gridCol w:w="1241"/>
+        <w:gridCol w:w="1533"/>
+        <w:gridCol w:w="1139"/>
       </w:tblGrid>
       <w:tr>
         <w:trPr>
@@ -2532,7 +2542,7 @@
                 <w:rFonts w:ascii="Times New Roman" w:hAnsi="Times New Roman" w:cs="Times New Roman"/>
                 <w:sz w:val="16"/>
               </w:rPr>
-              <w:t>**PASS**</w:t>
+              <w:t>PASS</w:t>
             </w:r>
           </w:p>
         </w:tc>
@@ -2657,7 +2667,7 @@
                 <w:rFonts w:ascii="Times New Roman" w:hAnsi="Times New Roman" w:cs="Times New Roman"/>
                 <w:sz w:val="16"/>
               </w:rPr>
-              <w:t>**PASS**</w:t>
+              <w:t>PASS</w:t>
             </w:r>
           </w:p>
         </w:tc>
@@ -2762,27 +2772,36 @@
                 <w:rFonts w:ascii="Times New Roman" w:hAnsi="Times New Roman" w:cs="Times New Roman"/>
                 <w:sz w:val="16"/>
               </w:rPr>
-              <w:t>Sai mật khẩu trả HTTP 401; body rỗng trả HTTP 400; có message lỗi, không trả HTTP 500</w:t>
-            </w:r>
-          </w:p>
-        </w:tc>
-        <w:tc>
-          <w:tcPr>
-            <w:tcW w:w="1707" w:type="dxa"/>
-            <w:vAlign w:val="center"/>
-          </w:tcPr>
-          <w:p>
-            <w:pPr>
-              <w:rPr>
-                <w:rFonts w:ascii="Times New Roman" w:hAnsi="Times New Roman" w:cs="Times New Roman"/>
-              </w:rPr>
-            </w:pPr>
-            <w:r>
-              <w:rPr>
-                <w:rFonts w:ascii="Times New Roman" w:hAnsi="Times New Roman" w:cs="Times New Roman"/>
-                <w:sz w:val="16"/>
-              </w:rPr>
-              <w:t>**PASS**</w:t>
+              <w:t xml:space="preserve">Sai mật khẩu trả HTTP 401; body rỗng trả HTTP 400; có message lỗi, </w:t>
+            </w:r>
+            <w:r>
+              <w:rPr>
+                <w:rFonts w:ascii="Times New Roman" w:hAnsi="Times New Roman" w:cs="Times New Roman"/>
+                <w:sz w:val="16"/>
+              </w:rPr>
+              <w:lastRenderedPageBreak/>
+              <w:t>không trả HTTP 500</w:t>
+            </w:r>
+          </w:p>
+        </w:tc>
+        <w:tc>
+          <w:tcPr>
+            <w:tcW w:w="1707" w:type="dxa"/>
+            <w:vAlign w:val="center"/>
+          </w:tcPr>
+          <w:p>
+            <w:pPr>
+              <w:rPr>
+                <w:rFonts w:ascii="Times New Roman" w:hAnsi="Times New Roman" w:cs="Times New Roman"/>
+              </w:rPr>
+            </w:pPr>
+            <w:r>
+              <w:rPr>
+                <w:rFonts w:ascii="Times New Roman" w:hAnsi="Times New Roman" w:cs="Times New Roman"/>
+                <w:sz w:val="16"/>
+              </w:rPr>
+              <w:lastRenderedPageBreak/>
+              <w:t>PASS</w:t>
             </w:r>
           </w:p>
         </w:tc>
@@ -2847,94 +2866,67 @@
                 <w:rFonts w:ascii="Times New Roman" w:hAnsi="Times New Roman" w:cs="Times New Roman"/>
                 <w:sz w:val="16"/>
               </w:rPr>
-              <w:t xml:space="preserve">Xác minh JWT </w:t>
-            </w:r>
-            <w:r>
-              <w:rPr>
-                <w:rFonts w:ascii="Times New Roman" w:hAnsi="Times New Roman" w:cs="Times New Roman"/>
-                <w:sz w:val="16"/>
-              </w:rPr>
-              <w:lastRenderedPageBreak/>
-              <w:t>và thông tin user hiện tại</w:t>
-            </w:r>
-          </w:p>
-        </w:tc>
-        <w:tc>
-          <w:tcPr>
-            <w:tcW w:w="1707" w:type="dxa"/>
-            <w:vAlign w:val="center"/>
-          </w:tcPr>
-          <w:p>
-            <w:pPr>
-              <w:rPr>
-                <w:rFonts w:ascii="Times New Roman" w:hAnsi="Times New Roman" w:cs="Times New Roman"/>
-              </w:rPr>
-            </w:pPr>
-            <w:r>
-              <w:rPr>
-                <w:rFonts w:ascii="Times New Roman" w:hAnsi="Times New Roman" w:cs="Times New Roman"/>
-                <w:sz w:val="16"/>
-              </w:rPr>
-              <w:lastRenderedPageBreak/>
-              <w:t xml:space="preserve">Gọi với header `Authorization: Bearer </w:t>
-            </w:r>
-            <w:r>
-              <w:rPr>
-                <w:rFonts w:ascii="Times New Roman" w:hAnsi="Times New Roman" w:cs="Times New Roman"/>
-                <w:sz w:val="16"/>
-              </w:rPr>
-              <w:lastRenderedPageBreak/>
-              <w:t>{{token}}`; sau đó thử không gửi header</w:t>
-            </w:r>
-          </w:p>
-        </w:tc>
-        <w:tc>
-          <w:tcPr>
-            <w:tcW w:w="1707" w:type="dxa"/>
-            <w:vAlign w:val="center"/>
-          </w:tcPr>
-          <w:p>
-            <w:pPr>
-              <w:rPr>
-                <w:rFonts w:ascii="Times New Roman" w:hAnsi="Times New Roman" w:cs="Times New Roman"/>
-              </w:rPr>
-            </w:pPr>
-            <w:r>
-              <w:rPr>
-                <w:rFonts w:ascii="Times New Roman" w:hAnsi="Times New Roman" w:cs="Times New Roman"/>
-                <w:sz w:val="16"/>
-              </w:rPr>
-              <w:lastRenderedPageBreak/>
-              <w:t xml:space="preserve">Token hợp lệ trả </w:t>
-            </w:r>
-            <w:r>
-              <w:rPr>
-                <w:rFonts w:ascii="Times New Roman" w:hAnsi="Times New Roman" w:cs="Times New Roman"/>
-                <w:sz w:val="16"/>
-              </w:rPr>
-              <w:lastRenderedPageBreak/>
-              <w:t>HTTP 200, đúng user/role; không token trả HTTP 401</w:t>
-            </w:r>
-          </w:p>
-        </w:tc>
-        <w:tc>
-          <w:tcPr>
-            <w:tcW w:w="1707" w:type="dxa"/>
-            <w:vAlign w:val="center"/>
-          </w:tcPr>
-          <w:p>
-            <w:pPr>
-              <w:rPr>
-                <w:rFonts w:ascii="Times New Roman" w:hAnsi="Times New Roman" w:cs="Times New Roman"/>
-              </w:rPr>
-            </w:pPr>
-            <w:r>
-              <w:rPr>
-                <w:rFonts w:ascii="Times New Roman" w:hAnsi="Times New Roman" w:cs="Times New Roman"/>
-                <w:sz w:val="16"/>
-              </w:rPr>
-              <w:lastRenderedPageBreak/>
-              <w:t>**PASS**</w:t>
+              <w:t>Xác minh JWT và thông tin user hiện tại</w:t>
+            </w:r>
+          </w:p>
+        </w:tc>
+        <w:tc>
+          <w:tcPr>
+            <w:tcW w:w="1707" w:type="dxa"/>
+            <w:vAlign w:val="center"/>
+          </w:tcPr>
+          <w:p>
+            <w:pPr>
+              <w:rPr>
+                <w:rFonts w:ascii="Times New Roman" w:hAnsi="Times New Roman" w:cs="Times New Roman"/>
+              </w:rPr>
+            </w:pPr>
+            <w:r>
+              <w:rPr>
+                <w:rFonts w:ascii="Times New Roman" w:hAnsi="Times New Roman" w:cs="Times New Roman"/>
+                <w:sz w:val="16"/>
+              </w:rPr>
+              <w:t>Gọi với header `Authorization: Bearer {{token}}`; sau đó thử không gửi header</w:t>
+            </w:r>
+          </w:p>
+        </w:tc>
+        <w:tc>
+          <w:tcPr>
+            <w:tcW w:w="1707" w:type="dxa"/>
+            <w:vAlign w:val="center"/>
+          </w:tcPr>
+          <w:p>
+            <w:pPr>
+              <w:rPr>
+                <w:rFonts w:ascii="Times New Roman" w:hAnsi="Times New Roman" w:cs="Times New Roman"/>
+              </w:rPr>
+            </w:pPr>
+            <w:r>
+              <w:rPr>
+                <w:rFonts w:ascii="Times New Roman" w:hAnsi="Times New Roman" w:cs="Times New Roman"/>
+                <w:sz w:val="16"/>
+              </w:rPr>
+              <w:t>Token hợp lệ trả HTTP 200, đúng user/role; không token trả HTTP 401</w:t>
+            </w:r>
+          </w:p>
+        </w:tc>
+        <w:tc>
+          <w:tcPr>
+            <w:tcW w:w="1707" w:type="dxa"/>
+            <w:vAlign w:val="center"/>
+          </w:tcPr>
+          <w:p>
+            <w:pPr>
+              <w:rPr>
+                <w:rFonts w:ascii="Times New Roman" w:hAnsi="Times New Roman" w:cs="Times New Roman"/>
+              </w:rPr>
+            </w:pPr>
+            <w:r>
+              <w:rPr>
+                <w:rFonts w:ascii="Times New Roman" w:hAnsi="Times New Roman" w:cs="Times New Roman"/>
+                <w:sz w:val="16"/>
+              </w:rPr>
+              <w:t>PASS</w:t>
             </w:r>
           </w:p>
         </w:tc>
@@ -3059,7 +3051,7 @@
                 <w:rFonts w:ascii="Times New Roman" w:hAnsi="Times New Roman" w:cs="Times New Roman"/>
                 <w:sz w:val="16"/>
               </w:rPr>
-              <w:t>**PASS**</w:t>
+              <w:t>PASS</w:t>
             </w:r>
           </w:p>
         </w:tc>
@@ -3184,7 +3176,7 @@
                 <w:rFonts w:ascii="Times New Roman" w:hAnsi="Times New Roman" w:cs="Times New Roman"/>
                 <w:sz w:val="16"/>
               </w:rPr>
-              <w:t>**PASS**</w:t>
+              <w:t>PASS</w:t>
             </w:r>
           </w:p>
         </w:tc>
@@ -3309,7 +3301,7 @@
                 <w:rFonts w:ascii="Times New Roman" w:hAnsi="Times New Roman" w:cs="Times New Roman"/>
                 <w:sz w:val="16"/>
               </w:rPr>
-              <w:t>**PASS**</w:t>
+              <w:t>PASS</w:t>
             </w:r>
           </w:p>
         </w:tc>
@@ -3434,7 +3426,7 @@
                 <w:rFonts w:ascii="Times New Roman" w:hAnsi="Times New Roman" w:cs="Times New Roman"/>
                 <w:sz w:val="16"/>
               </w:rPr>
-              <w:t>**PASS**</w:t>
+              <w:t>PASS</w:t>
             </w:r>
           </w:p>
         </w:tc>
@@ -3559,7 +3551,7 @@
                 <w:rFonts w:ascii="Times New Roman" w:hAnsi="Times New Roman" w:cs="Times New Roman"/>
                 <w:sz w:val="16"/>
               </w:rPr>
-              <w:t>**PASS**</w:t>
+              <w:t>Chưa chạy</w:t>
             </w:r>
           </w:p>
         </w:tc>
@@ -3684,7 +3676,7 @@
                 <w:rFonts w:ascii="Times New Roman" w:hAnsi="Times New Roman" w:cs="Times New Roman"/>
                 <w:sz w:val="16"/>
               </w:rPr>
-              <w:t>**PASS**</w:t>
+              <w:t>PASS</w:t>
             </w:r>
           </w:p>
         </w:tc>
@@ -3809,7 +3801,7 @@
                 <w:rFonts w:ascii="Times New Roman" w:hAnsi="Times New Roman" w:cs="Times New Roman"/>
                 <w:sz w:val="16"/>
               </w:rPr>
-              <w:t>**PASS**</w:t>
+              <w:t>Chưa chạy</w:t>
             </w:r>
           </w:p>
         </w:tc>
@@ -3934,7 +3926,7 @@
                 <w:rFonts w:ascii="Times New Roman" w:hAnsi="Times New Roman" w:cs="Times New Roman"/>
                 <w:sz w:val="16"/>
               </w:rPr>
-              <w:t>**PASS**</w:t>
+              <w:t>Chưa chạy</w:t>
             </w:r>
           </w:p>
         </w:tc>
@@ -4059,7 +4051,7 @@
                 <w:rFonts w:ascii="Times New Roman" w:hAnsi="Times New Roman" w:cs="Times New Roman"/>
                 <w:sz w:val="16"/>
               </w:rPr>
-              <w:t>**PASS**</w:t>
+              <w:t>Chưa chạy</w:t>
             </w:r>
           </w:p>
         </w:tc>
@@ -4184,7 +4176,7 @@
                 <w:rFonts w:ascii="Times New Roman" w:hAnsi="Times New Roman" w:cs="Times New Roman"/>
                 <w:sz w:val="16"/>
               </w:rPr>
-              <w:t>**PASS**</w:t>
+              <w:t>FAIL</w:t>
             </w:r>
           </w:p>
         </w:tc>
@@ -4309,7 +4301,7 @@
                 <w:rFonts w:ascii="Times New Roman" w:hAnsi="Times New Roman" w:cs="Times New Roman"/>
                 <w:sz w:val="16"/>
               </w:rPr>
-              <w:t>**PASS**</w:t>
+              <w:t>Chưa chạy</w:t>
             </w:r>
           </w:p>
         </w:tc>
@@ -4374,47 +4366,7 @@
                 <w:rFonts w:ascii="Times New Roman" w:hAnsi="Times New Roman" w:cs="Times New Roman"/>
                 <w:sz w:val="16"/>
               </w:rPr>
-              <w:t>Kiểm tra lọc, phân trang và lịch sử thiết bị</w:t>
-            </w:r>
-          </w:p>
-        </w:tc>
-        <w:tc>
-          <w:tcPr>
-            <w:tcW w:w="1707" w:type="dxa"/>
-            <w:vAlign w:val="center"/>
-          </w:tcPr>
-          <w:p>
-            <w:pPr>
-              <w:rPr>
-                <w:rFonts w:ascii="Times New Roman" w:hAnsi="Times New Roman" w:cs="Times New Roman"/>
-              </w:rPr>
-            </w:pPr>
-            <w:r>
-              <w:rPr>
-                <w:rFonts w:ascii="Times New Roman" w:hAnsi="Times New Roman" w:cs="Times New Roman"/>
-                <w:sz w:val="16"/>
-              </w:rPr>
-              <w:t>Gọi `GET /api/data?device_id=1&amp;page=1&amp;limit=5`; gọi `GET /api/data/device/1?limit=10`</w:t>
-            </w:r>
-          </w:p>
-        </w:tc>
-        <w:tc>
-          <w:tcPr>
-            <w:tcW w:w="1707" w:type="dxa"/>
-            <w:vAlign w:val="center"/>
-          </w:tcPr>
-          <w:p>
-            <w:pPr>
-              <w:rPr>
-                <w:rFonts w:ascii="Times New Roman" w:hAnsi="Times New Roman" w:cs="Times New Roman"/>
-              </w:rPr>
-            </w:pPr>
-            <w:r>
-              <w:rPr>
-                <w:rFonts w:ascii="Times New Roman" w:hAnsi="Times New Roman" w:cs="Times New Roman"/>
-                <w:sz w:val="16"/>
-              </w:rPr>
-              <w:t xml:space="preserve">HTTP 200; `list` đúng device; `total`, `page`, `limit`, `totalPages` hợp lệ; lịch sử device 1 </w:t>
+              <w:t xml:space="preserve">Kiểm tra lọc, phân trang và </w:t>
             </w:r>
             <w:r>
               <w:rPr>
@@ -4422,7 +4374,7 @@
                 <w:sz w:val="16"/>
               </w:rPr>
               <w:lastRenderedPageBreak/>
-              <w:t>không vượt limit</w:t>
+              <w:t>lịch sử thiết bị</w:t>
             </w:r>
           </w:p>
         </w:tc>
@@ -4443,7 +4395,65 @@
                 <w:sz w:val="16"/>
               </w:rPr>
               <w:lastRenderedPageBreak/>
-              <w:t>**PASS**</w:t>
+              <w:t xml:space="preserve">Gọi `GET /api/data?device_id=1&amp;page=1&amp;limit=5`; gọi </w:t>
+            </w:r>
+            <w:r>
+              <w:rPr>
+                <w:rFonts w:ascii="Times New Roman" w:hAnsi="Times New Roman" w:cs="Times New Roman"/>
+                <w:sz w:val="16"/>
+              </w:rPr>
+              <w:lastRenderedPageBreak/>
+              <w:t>`GET /api/data/device/1?limit=10`</w:t>
+            </w:r>
+          </w:p>
+        </w:tc>
+        <w:tc>
+          <w:tcPr>
+            <w:tcW w:w="1707" w:type="dxa"/>
+            <w:vAlign w:val="center"/>
+          </w:tcPr>
+          <w:p>
+            <w:pPr>
+              <w:rPr>
+                <w:rFonts w:ascii="Times New Roman" w:hAnsi="Times New Roman" w:cs="Times New Roman"/>
+              </w:rPr>
+            </w:pPr>
+            <w:r>
+              <w:rPr>
+                <w:rFonts w:ascii="Times New Roman" w:hAnsi="Times New Roman" w:cs="Times New Roman"/>
+                <w:sz w:val="16"/>
+              </w:rPr>
+              <w:lastRenderedPageBreak/>
+              <w:t xml:space="preserve">HTTP 200; `list` đúng device; `total`, </w:t>
+            </w:r>
+            <w:r>
+              <w:rPr>
+                <w:rFonts w:ascii="Times New Roman" w:hAnsi="Times New Roman" w:cs="Times New Roman"/>
+                <w:sz w:val="16"/>
+              </w:rPr>
+              <w:lastRenderedPageBreak/>
+              <w:t>`page`, `limit`, `totalPages` hợp lệ; lịch sử device 1 không vượt limit</w:t>
+            </w:r>
+          </w:p>
+        </w:tc>
+        <w:tc>
+          <w:tcPr>
+            <w:tcW w:w="1707" w:type="dxa"/>
+            <w:vAlign w:val="center"/>
+          </w:tcPr>
+          <w:p>
+            <w:pPr>
+              <w:rPr>
+                <w:rFonts w:ascii="Times New Roman" w:hAnsi="Times New Roman" w:cs="Times New Roman"/>
+              </w:rPr>
+            </w:pPr>
+            <w:r>
+              <w:rPr>
+                <w:rFonts w:ascii="Times New Roman" w:hAnsi="Times New Roman" w:cs="Times New Roman"/>
+                <w:sz w:val="16"/>
+              </w:rPr>
+              <w:lastRenderedPageBreak/>
+              <w:t>PASS</w:t>
             </w:r>
           </w:p>
         </w:tc>
@@ -4568,7 +4578,7 @@
                 <w:rFonts w:ascii="Times New Roman" w:hAnsi="Times New Roman" w:cs="Times New Roman"/>
                 <w:sz w:val="16"/>
               </w:rPr>
-              <w:t>**PASS**</w:t>
+              <w:t>PASS</w:t>
             </w:r>
           </w:p>
         </w:tc>
@@ -4693,7 +4703,7 @@
                 <w:rFonts w:ascii="Times New Roman" w:hAnsi="Times New Roman" w:cs="Times New Roman"/>
                 <w:sz w:val="16"/>
               </w:rPr>
-              <w:t>**PASS**</w:t>
+              <w:t>Chưa chạy</w:t>
             </w:r>
           </w:p>
         </w:tc>
@@ -4818,7 +4828,7 @@
                 <w:rFonts w:ascii="Times New Roman" w:hAnsi="Times New Roman" w:cs="Times New Roman"/>
                 <w:sz w:val="16"/>
               </w:rPr>
-              <w:t>**PASS**</w:t>
+              <w:t>PASS</w:t>
             </w:r>
           </w:p>
         </w:tc>
@@ -4943,7 +4953,7 @@
                 <w:rFonts w:ascii="Times New Roman" w:hAnsi="Times New Roman" w:cs="Times New Roman"/>
                 <w:sz w:val="16"/>
               </w:rPr>
-              <w:t>**PASS**</w:t>
+              <w:t>PASS</w:t>
             </w:r>
           </w:p>
         </w:tc>
@@ -5062,12 +5072,12 @@
         <w:tblLook w:val="04A0" w:firstRow="1" w:lastRow="0" w:firstColumn="1" w:lastColumn="0" w:noHBand="0" w:noVBand="1"/>
       </w:tblPr>
       <w:tblGrid>
-        <w:gridCol w:w="1324"/>
-        <w:gridCol w:w="1365"/>
-        <w:gridCol w:w="1327"/>
+        <w:gridCol w:w="1354"/>
+        <w:gridCol w:w="1394"/>
+        <w:gridCol w:w="1358"/>
         <w:gridCol w:w="2399"/>
         <w:gridCol w:w="2714"/>
-        <w:gridCol w:w="1327"/>
+        <w:gridCol w:w="1237"/>
       </w:tblGrid>
       <w:tr>
         <w:trPr>
@@ -5332,7 +5342,7 @@
                 <w:rFonts w:ascii="Times New Roman" w:hAnsi="Times New Roman" w:cs="Times New Roman"/>
                 <w:sz w:val="16"/>
               </w:rPr>
-              <w:t>**PASS**</w:t>
+              <w:t>PASS</w:t>
             </w:r>
           </w:p>
         </w:tc>
@@ -5457,7 +5467,7 @@
                 <w:rFonts w:ascii="Times New Roman" w:hAnsi="Times New Roman" w:cs="Times New Roman"/>
                 <w:sz w:val="16"/>
               </w:rPr>
-              <w:t>**PASS**</w:t>
+              <w:t>Chưa chạy</w:t>
             </w:r>
           </w:p>
         </w:tc>
@@ -5582,7 +5592,7 @@
                 <w:rFonts w:ascii="Times New Roman" w:hAnsi="Times New Roman" w:cs="Times New Roman"/>
                 <w:sz w:val="16"/>
               </w:rPr>
-              <w:t>**PASS**</w:t>
+              <w:t>Chưa chạy</w:t>
             </w:r>
           </w:p>
         </w:tc>
@@ -5707,7 +5717,7 @@
                 <w:rFonts w:ascii="Times New Roman" w:hAnsi="Times New Roman" w:cs="Times New Roman"/>
                 <w:sz w:val="16"/>
               </w:rPr>
-              <w:t>**PASS**</w:t>
+              <w:t>FAIL</w:t>
             </w:r>
           </w:p>
         </w:tc>
@@ -5832,7 +5842,7 @@
                 <w:rFonts w:ascii="Times New Roman" w:hAnsi="Times New Roman" w:cs="Times New Roman"/>
                 <w:sz w:val="16"/>
               </w:rPr>
-              <w:t>**PASS**</w:t>
+              <w:t>PASS</w:t>
             </w:r>
           </w:p>
         </w:tc>
@@ -5897,67 +5907,67 @@
                 <w:rFonts w:ascii="Times New Roman" w:hAnsi="Times New Roman" w:cs="Times New Roman"/>
                 <w:sz w:val="16"/>
               </w:rPr>
-              <w:t>Tìm kiếm/lọc và chọn kho</w:t>
-            </w:r>
-          </w:p>
-        </w:tc>
-        <w:tc>
-          <w:tcPr>
-            <w:tcW w:w="1707" w:type="dxa"/>
-            <w:vAlign w:val="center"/>
-          </w:tcPr>
-          <w:p>
-            <w:pPr>
-              <w:rPr>
-                <w:rFonts w:ascii="Times New Roman" w:hAnsi="Times New Roman" w:cs="Times New Roman"/>
-              </w:rPr>
-            </w:pPr>
-            <w:r>
-              <w:rPr>
-                <w:rFonts w:ascii="Times New Roman" w:hAnsi="Times New Roman" w:cs="Times New Roman"/>
-                <w:sz w:val="16"/>
-              </w:rPr>
-              <w:t>Mở `pages/warehouses.html`; chọn status; nhập `Hanoi`; click dòng kho ID 1</w:t>
-            </w:r>
-          </w:p>
-        </w:tc>
-        <w:tc>
-          <w:tcPr>
-            <w:tcW w:w="1707" w:type="dxa"/>
-            <w:vAlign w:val="center"/>
-          </w:tcPr>
-          <w:p>
-            <w:pPr>
-              <w:rPr>
-                <w:rFonts w:ascii="Times New Roman" w:hAnsi="Times New Roman" w:cs="Times New Roman"/>
-              </w:rPr>
-            </w:pPr>
-            <w:r>
-              <w:rPr>
-                <w:rFonts w:ascii="Times New Roman" w:hAnsi="Times New Roman" w:cs="Times New Roman"/>
-                <w:sz w:val="16"/>
-              </w:rPr>
-              <w:t>Bảng chỉ hiển thị kết quả phù hợp; panel chi tiết cập nhật; Network gọi `/api/warehouses` đúng query</w:t>
-            </w:r>
-          </w:p>
-        </w:tc>
-        <w:tc>
-          <w:tcPr>
-            <w:tcW w:w="1707" w:type="dxa"/>
-            <w:vAlign w:val="center"/>
-          </w:tcPr>
-          <w:p>
-            <w:pPr>
-              <w:rPr>
-                <w:rFonts w:ascii="Times New Roman" w:hAnsi="Times New Roman" w:cs="Times New Roman"/>
-              </w:rPr>
-            </w:pPr>
-            <w:r>
-              <w:rPr>
-                <w:rFonts w:ascii="Times New Roman" w:hAnsi="Times New Roman" w:cs="Times New Roman"/>
-                <w:sz w:val="16"/>
-              </w:rPr>
-              <w:t>**PASS**</w:t>
+              <w:t>Tải danh sách và chọn kho</w:t>
+            </w:r>
+          </w:p>
+        </w:tc>
+        <w:tc>
+          <w:tcPr>
+            <w:tcW w:w="1707" w:type="dxa"/>
+            <w:vAlign w:val="center"/>
+          </w:tcPr>
+          <w:p>
+            <w:pPr>
+              <w:rPr>
+                <w:rFonts w:ascii="Times New Roman" w:hAnsi="Times New Roman" w:cs="Times New Roman"/>
+              </w:rPr>
+            </w:pPr>
+            <w:r>
+              <w:rPr>
+                <w:rFonts w:ascii="Times New Roman" w:hAnsi="Times New Roman" w:cs="Times New Roman"/>
+                <w:sz w:val="16"/>
+              </w:rPr>
+              <w:t>Đăng nhập MANAGER hoặc ADMIN; mở pages/warehouses.html; chọn một kho khác trong bảng.</w:t>
+            </w:r>
+          </w:p>
+        </w:tc>
+        <w:tc>
+          <w:tcPr>
+            <w:tcW w:w="1707" w:type="dxa"/>
+            <w:vAlign w:val="center"/>
+          </w:tcPr>
+          <w:p>
+            <w:pPr>
+              <w:rPr>
+                <w:rFonts w:ascii="Times New Roman" w:hAnsi="Times New Roman" w:cs="Times New Roman"/>
+              </w:rPr>
+            </w:pPr>
+            <w:r>
+              <w:rPr>
+                <w:rFonts w:ascii="Times New Roman" w:hAnsi="Times New Roman" w:cs="Times New Roman"/>
+                <w:sz w:val="16"/>
+              </w:rPr>
+              <w:t>GET /api/warehouses trả danh sách; bảng và số lượng cơ sở khớp response; kho được chọn có trạng thái highlight; tên, trạng thái, tọa độ và biểu đồ trên panel cập nhật đúng.</w:t>
+            </w:r>
+          </w:p>
+        </w:tc>
+        <w:tc>
+          <w:tcPr>
+            <w:tcW w:w="1707" w:type="dxa"/>
+            <w:vAlign w:val="center"/>
+          </w:tcPr>
+          <w:p>
+            <w:pPr>
+              <w:rPr>
+                <w:rFonts w:ascii="Times New Roman" w:hAnsi="Times New Roman" w:cs="Times New Roman"/>
+              </w:rPr>
+            </w:pPr>
+            <w:r>
+              <w:rPr>
+                <w:rFonts w:ascii="Times New Roman" w:hAnsi="Times New Roman" w:cs="Times New Roman"/>
+                <w:sz w:val="16"/>
+              </w:rPr>
+              <w:t>PASS</w:t>
             </w:r>
           </w:p>
         </w:tc>
@@ -6002,87 +6012,114 @@
                 <w:rFonts w:ascii="Times New Roman" w:hAnsi="Times New Roman" w:cs="Times New Roman"/>
                 <w:sz w:val="16"/>
               </w:rPr>
-              <w:t>Warehouse detail</w:t>
-            </w:r>
-          </w:p>
-        </w:tc>
-        <w:tc>
-          <w:tcPr>
-            <w:tcW w:w="1707" w:type="dxa"/>
-            <w:vAlign w:val="center"/>
-          </w:tcPr>
-          <w:p>
-            <w:pPr>
-              <w:rPr>
-                <w:rFonts w:ascii="Times New Roman" w:hAnsi="Times New Roman" w:cs="Times New Roman"/>
-              </w:rPr>
-            </w:pPr>
-            <w:r>
-              <w:rPr>
-                <w:rFonts w:ascii="Times New Roman" w:hAnsi="Times New Roman" w:cs="Times New Roman"/>
-                <w:sz w:val="16"/>
-              </w:rPr>
-              <w:t>Hiển thị thiết bị và xe trực thuộc</w:t>
-            </w:r>
-          </w:p>
-        </w:tc>
-        <w:tc>
-          <w:tcPr>
-            <w:tcW w:w="1707" w:type="dxa"/>
-            <w:vAlign w:val="center"/>
-          </w:tcPr>
-          <w:p>
-            <w:pPr>
-              <w:rPr>
-                <w:rFonts w:ascii="Times New Roman" w:hAnsi="Times New Roman" w:cs="Times New Roman"/>
-              </w:rPr>
-            </w:pPr>
-            <w:r>
-              <w:rPr>
-                <w:rFonts w:ascii="Times New Roman" w:hAnsi="Times New Roman" w:cs="Times New Roman"/>
-                <w:sz w:val="16"/>
-              </w:rPr>
-              <w:t>Mở `pages/warehouses-detail.html?id=1`; click View Sensor/View Vehicle</w:t>
-            </w:r>
-          </w:p>
-        </w:tc>
-        <w:tc>
-          <w:tcPr>
-            <w:tcW w:w="1707" w:type="dxa"/>
-            <w:vAlign w:val="center"/>
-          </w:tcPr>
-          <w:p>
-            <w:pPr>
-              <w:rPr>
-                <w:rFonts w:ascii="Times New Roman" w:hAnsi="Times New Roman" w:cs="Times New Roman"/>
-              </w:rPr>
-            </w:pPr>
-            <w:r>
-              <w:rPr>
-                <w:rFonts w:ascii="Times New Roman" w:hAnsi="Times New Roman" w:cs="Times New Roman"/>
-                <w:sz w:val="16"/>
-              </w:rPr>
-              <w:t>Hiển thị đúng tên kho, số thiết bị, số xe, danh sách liên quan; link điều hướng đúng ID</w:t>
-            </w:r>
-          </w:p>
-        </w:tc>
-        <w:tc>
-          <w:tcPr>
-            <w:tcW w:w="1707" w:type="dxa"/>
-            <w:vAlign w:val="center"/>
-          </w:tcPr>
-          <w:p>
-            <w:pPr>
-              <w:rPr>
-                <w:rFonts w:ascii="Times New Roman" w:hAnsi="Times New Roman" w:cs="Times New Roman"/>
-              </w:rPr>
-            </w:pPr>
-            <w:r>
-              <w:rPr>
-                <w:rFonts w:ascii="Times New Roman" w:hAnsi="Times New Roman" w:cs="Times New Roman"/>
-                <w:sz w:val="16"/>
-              </w:rPr>
-              <w:t>**PASS**</w:t>
+              <w:t>Warehouses</w:t>
+            </w:r>
+          </w:p>
+        </w:tc>
+        <w:tc>
+          <w:tcPr>
+            <w:tcW w:w="1707" w:type="dxa"/>
+            <w:vAlign w:val="center"/>
+          </w:tcPr>
+          <w:p>
+            <w:pPr>
+              <w:rPr>
+                <w:rFonts w:ascii="Times New Roman" w:hAnsi="Times New Roman" w:cs="Times New Roman"/>
+              </w:rPr>
+            </w:pPr>
+            <w:r>
+              <w:rPr>
+                <w:rFonts w:ascii="Times New Roman" w:hAnsi="Times New Roman" w:cs="Times New Roman"/>
+                <w:sz w:val="16"/>
+              </w:rPr>
+              <w:t xml:space="preserve">Tìm kiếm theo </w:t>
+            </w:r>
+            <w:r>
+              <w:rPr>
+                <w:rFonts w:ascii="Times New Roman" w:hAnsi="Times New Roman" w:cs="Times New Roman"/>
+                <w:sz w:val="16"/>
+              </w:rPr>
+              <w:lastRenderedPageBreak/>
+              <w:t>tên và lọc trạng thái</w:t>
+            </w:r>
+          </w:p>
+        </w:tc>
+        <w:tc>
+          <w:tcPr>
+            <w:tcW w:w="1707" w:type="dxa"/>
+            <w:vAlign w:val="center"/>
+          </w:tcPr>
+          <w:p>
+            <w:pPr>
+              <w:rPr>
+                <w:rFonts w:ascii="Times New Roman" w:hAnsi="Times New Roman" w:cs="Times New Roman"/>
+              </w:rPr>
+            </w:pPr>
+            <w:r>
+              <w:rPr>
+                <w:rFonts w:ascii="Times New Roman" w:hAnsi="Times New Roman" w:cs="Times New Roman"/>
+                <w:sz w:val="16"/>
+              </w:rPr>
+              <w:lastRenderedPageBreak/>
+              <w:t xml:space="preserve">Nhập một phần tên kho vào ô tìm </w:t>
+            </w:r>
+            <w:r>
+              <w:rPr>
+                <w:rFonts w:ascii="Times New Roman" w:hAnsi="Times New Roman" w:cs="Times New Roman"/>
+                <w:sz w:val="16"/>
+              </w:rPr>
+              <w:lastRenderedPageBreak/>
+              <w:t>kiếm; lần lượt chọn ACTIVE, INACTIVE và ALL; thử từ khóa không khớp rồi xóa bộ lọc.</w:t>
+            </w:r>
+          </w:p>
+        </w:tc>
+        <w:tc>
+          <w:tcPr>
+            <w:tcW w:w="1707" w:type="dxa"/>
+            <w:vAlign w:val="center"/>
+          </w:tcPr>
+          <w:p>
+            <w:pPr>
+              <w:rPr>
+                <w:rFonts w:ascii="Times New Roman" w:hAnsi="Times New Roman" w:cs="Times New Roman"/>
+              </w:rPr>
+            </w:pPr>
+            <w:r>
+              <w:rPr>
+                <w:rFonts w:ascii="Times New Roman" w:hAnsi="Times New Roman" w:cs="Times New Roman"/>
+                <w:sz w:val="16"/>
+              </w:rPr>
+              <w:lastRenderedPageBreak/>
+              <w:t xml:space="preserve">Danh sách lọc phía giao diện theo </w:t>
+            </w:r>
+            <w:r>
+              <w:rPr>
+                <w:rFonts w:ascii="Times New Roman" w:hAnsi="Times New Roman" w:cs="Times New Roman"/>
+                <w:sz w:val="16"/>
+              </w:rPr>
+              <w:lastRenderedPageBreak/>
+              <w:t>warehouse_name và status; kết hợp hai điều kiện đúng; không có kết quả thì hiện thông báo rỗng; xóa bộ lọc khôi phục danh sách. Không giả định tìm kiếm theo mã/vị trí.</w:t>
+            </w:r>
+          </w:p>
+        </w:tc>
+        <w:tc>
+          <w:tcPr>
+            <w:tcW w:w="1707" w:type="dxa"/>
+            <w:vAlign w:val="center"/>
+          </w:tcPr>
+          <w:p>
+            <w:pPr>
+              <w:rPr>
+                <w:rFonts w:ascii="Times New Roman" w:hAnsi="Times New Roman" w:cs="Times New Roman"/>
+              </w:rPr>
+            </w:pPr>
+            <w:r>
+              <w:rPr>
+                <w:rFonts w:ascii="Times New Roman" w:hAnsi="Times New Roman" w:cs="Times New Roman"/>
+                <w:sz w:val="16"/>
+              </w:rPr>
+              <w:lastRenderedPageBreak/>
+              <w:t>FAIL</w:t>
             </w:r>
           </w:p>
         </w:tc>
@@ -6127,87 +6164,87 @@
                 <w:rFonts w:ascii="Times New Roman" w:hAnsi="Times New Roman" w:cs="Times New Roman"/>
                 <w:sz w:val="16"/>
               </w:rPr>
-              <w:t>Vehicles</w:t>
-            </w:r>
-          </w:p>
-        </w:tc>
-        <w:tc>
-          <w:tcPr>
-            <w:tcW w:w="1707" w:type="dxa"/>
-            <w:vAlign w:val="center"/>
-          </w:tcPr>
-          <w:p>
-            <w:pPr>
-              <w:rPr>
-                <w:rFonts w:ascii="Times New Roman" w:hAnsi="Times New Roman" w:cs="Times New Roman"/>
-              </w:rPr>
-            </w:pPr>
-            <w:r>
-              <w:rPr>
-                <w:rFonts w:ascii="Times New Roman" w:hAnsi="Times New Roman" w:cs="Times New Roman"/>
-                <w:sz w:val="16"/>
-              </w:rPr>
-              <w:t>Chọn xe và nhận diện excursion</w:t>
-            </w:r>
-          </w:p>
-        </w:tc>
-        <w:tc>
-          <w:tcPr>
-            <w:tcW w:w="1707" w:type="dxa"/>
-            <w:vAlign w:val="center"/>
-          </w:tcPr>
-          <w:p>
-            <w:pPr>
-              <w:rPr>
-                <w:rFonts w:ascii="Times New Roman" w:hAnsi="Times New Roman" w:cs="Times New Roman"/>
-              </w:rPr>
-            </w:pPr>
-            <w:r>
-              <w:rPr>
-                <w:rFonts w:ascii="Times New Roman" w:hAnsi="Times New Roman" w:cs="Times New Roman"/>
-                <w:sz w:val="16"/>
-              </w:rPr>
-              <w:t>Mở `pages/vehicles.html`; chọn xe `29A-12345`, sau đó chọn xe bình thường</w:t>
-            </w:r>
-          </w:p>
-        </w:tc>
-        <w:tc>
-          <w:tcPr>
-            <w:tcW w:w="1707" w:type="dxa"/>
-            <w:vAlign w:val="center"/>
-          </w:tcPr>
-          <w:p>
-            <w:pPr>
-              <w:rPr>
-                <w:rFonts w:ascii="Times New Roman" w:hAnsi="Times New Roman" w:cs="Times New Roman"/>
-              </w:rPr>
-            </w:pPr>
-            <w:r>
-              <w:rPr>
-                <w:rFonts w:ascii="Times New Roman" w:hAnsi="Times New Roman" w:cs="Times New Roman"/>
-                <w:sz w:val="16"/>
-              </w:rPr>
-              <w:t>Xe được chọn highlight; chart/detail cập nhật; trạng thái cảnh báo chỉ hiển thị cho dữ liệu vượt ngưỡng</w:t>
-            </w:r>
-          </w:p>
-        </w:tc>
-        <w:tc>
-          <w:tcPr>
-            <w:tcW w:w="1707" w:type="dxa"/>
-            <w:vAlign w:val="center"/>
-          </w:tcPr>
-          <w:p>
-            <w:pPr>
-              <w:rPr>
-                <w:rFonts w:ascii="Times New Roman" w:hAnsi="Times New Roman" w:cs="Times New Roman"/>
-              </w:rPr>
-            </w:pPr>
-            <w:r>
-              <w:rPr>
-                <w:rFonts w:ascii="Times New Roman" w:hAnsi="Times New Roman" w:cs="Times New Roman"/>
-                <w:sz w:val="16"/>
-              </w:rPr>
-              <w:t>**PASS**</w:t>
+              <w:t>Warehouses / Thermal chart</w:t>
+            </w:r>
+          </w:p>
+        </w:tc>
+        <w:tc>
+          <w:tcPr>
+            <w:tcW w:w="1707" w:type="dxa"/>
+            <w:vAlign w:val="center"/>
+          </w:tcPr>
+          <w:p>
+            <w:pPr>
+              <w:rPr>
+                <w:rFonts w:ascii="Times New Roman" w:hAnsi="Times New Roman" w:cs="Times New Roman"/>
+              </w:rPr>
+            </w:pPr>
+            <w:r>
+              <w:rPr>
+                <w:rFonts w:ascii="Times New Roman" w:hAnsi="Times New Roman" w:cs="Times New Roman"/>
+                <w:sz w:val="16"/>
+              </w:rPr>
+              <w:t>Đổi kho và kiểm tra biểu đồ nhiệt</w:t>
+            </w:r>
+          </w:p>
+        </w:tc>
+        <w:tc>
+          <w:tcPr>
+            <w:tcW w:w="1707" w:type="dxa"/>
+            <w:vAlign w:val="center"/>
+          </w:tcPr>
+          <w:p>
+            <w:pPr>
+              <w:rPr>
+                <w:rFonts w:ascii="Times New Roman" w:hAnsi="Times New Roman" w:cs="Times New Roman"/>
+              </w:rPr>
+            </w:pPr>
+            <w:r>
+              <w:rPr>
+                <w:rFonts w:ascii="Times New Roman" w:hAnsi="Times New Roman" w:cs="Times New Roman"/>
+                <w:sz w:val="16"/>
+              </w:rPr>
+              <w:t>Chọn lần lượt hai kho; kiểm tra tiêu đề, dữ liệu Chamber A/B, nhãn thời gian và các đường giới hạn trên biểu đồ.</w:t>
+            </w:r>
+          </w:p>
+        </w:tc>
+        <w:tc>
+          <w:tcPr>
+            <w:tcW w:w="1707" w:type="dxa"/>
+            <w:vAlign w:val="center"/>
+          </w:tcPr>
+          <w:p>
+            <w:pPr>
+              <w:rPr>
+                <w:rFonts w:ascii="Times New Roman" w:hAnsi="Times New Roman" w:cs="Times New Roman"/>
+              </w:rPr>
+            </w:pPr>
+            <w:r>
+              <w:rPr>
+                <w:rFonts w:ascii="Times New Roman" w:hAnsi="Times New Roman" w:cs="Times New Roman"/>
+                <w:sz w:val="16"/>
+              </w:rPr>
+              <w:t>Biểu đồ được thay bằng dữ liệu của kho đang chọn; có giới hạn 2.0°C và 8.0°C, trục 0–10°C. Dữ liệu biểu đồ hiện là mô phỏng theo mã kho, không đối chiếu như telemetry CSDL.</w:t>
+            </w:r>
+          </w:p>
+        </w:tc>
+        <w:tc>
+          <w:tcPr>
+            <w:tcW w:w="1707" w:type="dxa"/>
+            <w:vAlign w:val="center"/>
+          </w:tcPr>
+          <w:p>
+            <w:pPr>
+              <w:rPr>
+                <w:rFonts w:ascii="Times New Roman" w:hAnsi="Times New Roman" w:cs="Times New Roman"/>
+              </w:rPr>
+            </w:pPr>
+            <w:r>
+              <w:rPr>
+                <w:rFonts w:ascii="Times New Roman" w:hAnsi="Times New Roman" w:cs="Times New Roman"/>
+                <w:sz w:val="16"/>
+              </w:rPr>
+              <w:t>PASS</w:t>
             </w:r>
           </w:p>
         </w:tc>
@@ -6232,7 +6269,6 @@
                 <w:rFonts w:ascii="Times New Roman" w:hAnsi="Times New Roman" w:cs="Times New Roman"/>
                 <w:sz w:val="16"/>
               </w:rPr>
-              <w:lastRenderedPageBreak/>
               <w:t>TC_UI_09</w:t>
             </w:r>
           </w:p>
@@ -6253,87 +6289,87 @@
                 <w:rFonts w:ascii="Times New Roman" w:hAnsi="Times New Roman" w:cs="Times New Roman"/>
                 <w:sz w:val="16"/>
               </w:rPr>
-              <w:t>Vehicle detail</w:t>
-            </w:r>
-          </w:p>
-        </w:tc>
-        <w:tc>
-          <w:tcPr>
-            <w:tcW w:w="1707" w:type="dxa"/>
-            <w:vAlign w:val="center"/>
-          </w:tcPr>
-          <w:p>
-            <w:pPr>
-              <w:rPr>
-                <w:rFonts w:ascii="Times New Roman" w:hAnsi="Times New Roman" w:cs="Times New Roman"/>
-              </w:rPr>
-            </w:pPr>
-            <w:r>
-              <w:rPr>
-                <w:rFonts w:ascii="Times New Roman" w:hAnsi="Times New Roman" w:cs="Times New Roman"/>
-                <w:sz w:val="16"/>
-              </w:rPr>
-              <w:t>Xem lịch sử telemetry và xuất CSV</w:t>
-            </w:r>
-          </w:p>
-        </w:tc>
-        <w:tc>
-          <w:tcPr>
-            <w:tcW w:w="1707" w:type="dxa"/>
-            <w:vAlign w:val="center"/>
-          </w:tcPr>
-          <w:p>
-            <w:pPr>
-              <w:rPr>
-                <w:rFonts w:ascii="Times New Roman" w:hAnsi="Times New Roman" w:cs="Times New Roman"/>
-              </w:rPr>
-            </w:pPr>
-            <w:r>
-              <w:rPr>
-                <w:rFonts w:ascii="Times New Roman" w:hAnsi="Times New Roman" w:cs="Times New Roman"/>
-                <w:sz w:val="16"/>
-              </w:rPr>
-              <w:t>Mở `pages/vehicles-detail.html?id=1`; bấm Export Trip Log</w:t>
-            </w:r>
-          </w:p>
-        </w:tc>
-        <w:tc>
-          <w:tcPr>
-            <w:tcW w:w="1707" w:type="dxa"/>
-            <w:vAlign w:val="center"/>
-          </w:tcPr>
-          <w:p>
-            <w:pPr>
-              <w:rPr>
-                <w:rFonts w:ascii="Times New Roman" w:hAnsi="Times New Roman" w:cs="Times New Roman"/>
-              </w:rPr>
-            </w:pPr>
-            <w:r>
-              <w:rPr>
-                <w:rFonts w:ascii="Times New Roman" w:hAnsi="Times New Roman" w:cs="Times New Roman"/>
-                <w:sz w:val="16"/>
-              </w:rPr>
-              <w:t>Lịch sử hiển thị đúng; file CSV được tải, có header ID/Temperature/Humidity/Timestamp; không có lỗi Console</w:t>
-            </w:r>
-          </w:p>
-        </w:tc>
-        <w:tc>
-          <w:tcPr>
-            <w:tcW w:w="1707" w:type="dxa"/>
-            <w:vAlign w:val="center"/>
-          </w:tcPr>
-          <w:p>
-            <w:pPr>
-              <w:rPr>
-                <w:rFonts w:ascii="Times New Roman" w:hAnsi="Times New Roman" w:cs="Times New Roman"/>
-              </w:rPr>
-            </w:pPr>
-            <w:r>
-              <w:rPr>
-                <w:rFonts w:ascii="Times New Roman" w:hAnsi="Times New Roman" w:cs="Times New Roman"/>
-                <w:sz w:val="16"/>
-              </w:rPr>
-              <w:t>**PASS**</w:t>
+              <w:t>Warehouses / Add</w:t>
+            </w:r>
+          </w:p>
+        </w:tc>
+        <w:tc>
+          <w:tcPr>
+            <w:tcW w:w="1707" w:type="dxa"/>
+            <w:vAlign w:val="center"/>
+          </w:tcPr>
+          <w:p>
+            <w:pPr>
+              <w:rPr>
+                <w:rFonts w:ascii="Times New Roman" w:hAnsi="Times New Roman" w:cs="Times New Roman"/>
+              </w:rPr>
+            </w:pPr>
+            <w:r>
+              <w:rPr>
+                <w:rFonts w:ascii="Times New Roman" w:hAnsi="Times New Roman" w:cs="Times New Roman"/>
+                <w:sz w:val="16"/>
+              </w:rPr>
+              <w:t>Tạo kho và kiểm tra validate form</w:t>
+            </w:r>
+          </w:p>
+        </w:tc>
+        <w:tc>
+          <w:tcPr>
+            <w:tcW w:w="1707" w:type="dxa"/>
+            <w:vAlign w:val="center"/>
+          </w:tcPr>
+          <w:p>
+            <w:pPr>
+              <w:rPr>
+                <w:rFonts w:ascii="Times New Roman" w:hAnsi="Times New Roman" w:cs="Times New Roman"/>
+              </w:rPr>
+            </w:pPr>
+            <w:r>
+              <w:rPr>
+                <w:rFonts w:ascii="Times New Roman" w:hAnsi="Times New Roman" w:cs="Times New Roman"/>
+                <w:sz w:val="16"/>
+              </w:rPr>
+              <w:t>Với MANAGER, mở Add New Warehouse; thử submit để trống tên; tạo kho thử nghiệm với tên, tọa độ hợp lệ và từng trạng thái ACTIVE/INACTIVE; kiểm tra đóng/hủy modal.</w:t>
+            </w:r>
+          </w:p>
+        </w:tc>
+        <w:tc>
+          <w:tcPr>
+            <w:tcW w:w="1707" w:type="dxa"/>
+            <w:vAlign w:val="center"/>
+          </w:tcPr>
+          <w:p>
+            <w:pPr>
+              <w:rPr>
+                <w:rFonts w:ascii="Times New Roman" w:hAnsi="Times New Roman" w:cs="Times New Roman"/>
+              </w:rPr>
+            </w:pPr>
+            <w:r>
+              <w:rPr>
+                <w:rFonts w:ascii="Times New Roman" w:hAnsi="Times New Roman" w:cs="Times New Roman"/>
+                <w:sz w:val="16"/>
+              </w:rPr>
+              <w:t>Tên bắt buộc; dữ liệu hợp lệ gửi POST /api/warehouses; thành công đóng modal, tải lại bảng/số lượng và hiển thị kho mới. Hủy/đóng không tạo dữ liệu; dọn kho thử sau test bằng ADMIN.</w:t>
+            </w:r>
+          </w:p>
+        </w:tc>
+        <w:tc>
+          <w:tcPr>
+            <w:tcW w:w="1707" w:type="dxa"/>
+            <w:vAlign w:val="center"/>
+          </w:tcPr>
+          <w:p>
+            <w:pPr>
+              <w:rPr>
+                <w:rFonts w:ascii="Times New Roman" w:hAnsi="Times New Roman" w:cs="Times New Roman"/>
+              </w:rPr>
+            </w:pPr>
+            <w:r>
+              <w:rPr>
+                <w:rFonts w:ascii="Times New Roman" w:hAnsi="Times New Roman" w:cs="Times New Roman"/>
+                <w:sz w:val="16"/>
+              </w:rPr>
+              <w:t>FAIL</w:t>
             </w:r>
           </w:p>
         </w:tc>
@@ -6378,87 +6414,87 @@
                 <w:rFonts w:ascii="Times New Roman" w:hAnsi="Times New Roman" w:cs="Times New Roman"/>
                 <w:sz w:val="16"/>
               </w:rPr>
-              <w:t>Devices</w:t>
-            </w:r>
-          </w:p>
-        </w:tc>
-        <w:tc>
-          <w:tcPr>
-            <w:tcW w:w="1707" w:type="dxa"/>
-            <w:vAlign w:val="center"/>
-          </w:tcPr>
-          <w:p>
-            <w:pPr>
-              <w:rPr>
-                <w:rFonts w:ascii="Times New Roman" w:hAnsi="Times New Roman" w:cs="Times New Roman"/>
-              </w:rPr>
-            </w:pPr>
-            <w:r>
-              <w:rPr>
-                <w:rFonts w:ascii="Times New Roman" w:hAnsi="Times New Roman" w:cs="Times New Roman"/>
-                <w:sz w:val="16"/>
-              </w:rPr>
-              <w:t>Lọc thiết bị và mở chi tiết</w:t>
-            </w:r>
-          </w:p>
-        </w:tc>
-        <w:tc>
-          <w:tcPr>
-            <w:tcW w:w="1707" w:type="dxa"/>
-            <w:vAlign w:val="center"/>
-          </w:tcPr>
-          <w:p>
-            <w:pPr>
-              <w:rPr>
-                <w:rFonts w:ascii="Times New Roman" w:hAnsi="Times New Roman" w:cs="Times New Roman"/>
-              </w:rPr>
-            </w:pPr>
-            <w:r>
-              <w:rPr>
-                <w:rFonts w:ascii="Times New Roman" w:hAnsi="Times New Roman" w:cs="Times New Roman"/>
-                <w:sz w:val="16"/>
-              </w:rPr>
-              <w:t>Mở `pages/devices.html`; lọc warehouse/device token; click Details của device 16</w:t>
-            </w:r>
-          </w:p>
-        </w:tc>
-        <w:tc>
-          <w:tcPr>
-            <w:tcW w:w="1707" w:type="dxa"/>
-            <w:vAlign w:val="center"/>
-          </w:tcPr>
-          <w:p>
-            <w:pPr>
-              <w:rPr>
-                <w:rFonts w:ascii="Times New Roman" w:hAnsi="Times New Roman" w:cs="Times New Roman"/>
-              </w:rPr>
-            </w:pPr>
-            <w:r>
-              <w:rPr>
-                <w:rFonts w:ascii="Times New Roman" w:hAnsi="Times New Roman" w:cs="Times New Roman"/>
-                <w:sz w:val="16"/>
-              </w:rPr>
-              <w:t>Bảng lọc đúng; device detail hiển thị history/latest reading; nhiệt độ ngoài 2–8°C có trạng thái cảnh báo</w:t>
-            </w:r>
-          </w:p>
-        </w:tc>
-        <w:tc>
-          <w:tcPr>
-            <w:tcW w:w="1707" w:type="dxa"/>
-            <w:vAlign w:val="center"/>
-          </w:tcPr>
-          <w:p>
-            <w:pPr>
-              <w:rPr>
-                <w:rFonts w:ascii="Times New Roman" w:hAnsi="Times New Roman" w:cs="Times New Roman"/>
-              </w:rPr>
-            </w:pPr>
-            <w:r>
-              <w:rPr>
-                <w:rFonts w:ascii="Times New Roman" w:hAnsi="Times New Roman" w:cs="Times New Roman"/>
-                <w:sz w:val="16"/>
-              </w:rPr>
-              <w:t>**PASS**</w:t>
+              <w:t>Warehouses / Edit</w:t>
+            </w:r>
+          </w:p>
+        </w:tc>
+        <w:tc>
+          <w:tcPr>
+            <w:tcW w:w="1707" w:type="dxa"/>
+            <w:vAlign w:val="center"/>
+          </w:tcPr>
+          <w:p>
+            <w:pPr>
+              <w:rPr>
+                <w:rFonts w:ascii="Times New Roman" w:hAnsi="Times New Roman" w:cs="Times New Roman"/>
+              </w:rPr>
+            </w:pPr>
+            <w:r>
+              <w:rPr>
+                <w:rFonts w:ascii="Times New Roman" w:hAnsi="Times New Roman" w:cs="Times New Roman"/>
+                <w:sz w:val="16"/>
+              </w:rPr>
+              <w:t>Cập nhật thông tin kho</w:t>
+            </w:r>
+          </w:p>
+        </w:tc>
+        <w:tc>
+          <w:tcPr>
+            <w:tcW w:w="1707" w:type="dxa"/>
+            <w:vAlign w:val="center"/>
+          </w:tcPr>
+          <w:p>
+            <w:pPr>
+              <w:rPr>
+                <w:rFonts w:ascii="Times New Roman" w:hAnsi="Times New Roman" w:cs="Times New Roman"/>
+              </w:rPr>
+            </w:pPr>
+            <w:r>
+              <w:rPr>
+                <w:rFonts w:ascii="Times New Roman" w:hAnsi="Times New Roman" w:cs="Times New Roman"/>
+                <w:sz w:val="16"/>
+              </w:rPr>
+              <w:t>Với MANAGER, chọn Edit cho kho thử; xác nhận form được điền dữ liệu hiện tại; đổi tên, tọa độ và trạng thái rồi lưu.</w:t>
+            </w:r>
+          </w:p>
+        </w:tc>
+        <w:tc>
+          <w:tcPr>
+            <w:tcW w:w="1707" w:type="dxa"/>
+            <w:vAlign w:val="center"/>
+          </w:tcPr>
+          <w:p>
+            <w:pPr>
+              <w:rPr>
+                <w:rFonts w:ascii="Times New Roman" w:hAnsi="Times New Roman" w:cs="Times New Roman"/>
+              </w:rPr>
+            </w:pPr>
+            <w:r>
+              <w:rPr>
+                <w:rFonts w:ascii="Times New Roman" w:hAnsi="Times New Roman" w:cs="Times New Roman"/>
+                <w:sz w:val="16"/>
+              </w:rPr>
+              <w:t>Gửi PUT /api/warehouses/{id}; thành công đóng modal, tải lại dữ liệu và giữ kho đã sửa được chọn; bảng và panel hiển thị giá trị mới. Tên rỗng bị chặn bởi required.</w:t>
+            </w:r>
+          </w:p>
+        </w:tc>
+        <w:tc>
+          <w:tcPr>
+            <w:tcW w:w="1707" w:type="dxa"/>
+            <w:vAlign w:val="center"/>
+          </w:tcPr>
+          <w:p>
+            <w:pPr>
+              <w:rPr>
+                <w:rFonts w:ascii="Times New Roman" w:hAnsi="Times New Roman" w:cs="Times New Roman"/>
+              </w:rPr>
+            </w:pPr>
+            <w:r>
+              <w:rPr>
+                <w:rFonts w:ascii="Times New Roman" w:hAnsi="Times New Roman" w:cs="Times New Roman"/>
+                <w:sz w:val="16"/>
+              </w:rPr>
+              <w:t>FAIL</w:t>
             </w:r>
           </w:p>
         </w:tc>
@@ -6503,87 +6539,87 @@
                 <w:rFonts w:ascii="Times New Roman" w:hAnsi="Times New Roman" w:cs="Times New Roman"/>
                 <w:sz w:val="16"/>
               </w:rPr>
-              <w:t>Devices</w:t>
-            </w:r>
-          </w:p>
-        </w:tc>
-        <w:tc>
-          <w:tcPr>
-            <w:tcW w:w="1707" w:type="dxa"/>
-            <w:vAlign w:val="center"/>
-          </w:tcPr>
-          <w:p>
-            <w:pPr>
-              <w:rPr>
-                <w:rFonts w:ascii="Times New Roman" w:hAnsi="Times New Roman" w:cs="Times New Roman"/>
-              </w:rPr>
-            </w:pPr>
-            <w:r>
-              <w:rPr>
-                <w:rFonts w:ascii="Times New Roman" w:hAnsi="Times New Roman" w:cs="Times New Roman"/>
-                <w:sz w:val="16"/>
-              </w:rPr>
-              <w:t>Kiểm tra quyền hiển thị nút thao tác</w:t>
-            </w:r>
-          </w:p>
-        </w:tc>
-        <w:tc>
-          <w:tcPr>
-            <w:tcW w:w="1707" w:type="dxa"/>
-            <w:vAlign w:val="center"/>
-          </w:tcPr>
-          <w:p>
-            <w:pPr>
-              <w:rPr>
-                <w:rFonts w:ascii="Times New Roman" w:hAnsi="Times New Roman" w:cs="Times New Roman"/>
-              </w:rPr>
-            </w:pPr>
-            <w:r>
-              <w:rPr>
-                <w:rFonts w:ascii="Times New Roman" w:hAnsi="Times New Roman" w:cs="Times New Roman"/>
-                <w:sz w:val="16"/>
-              </w:rPr>
-              <w:t>Đăng nhập lần lượt STAFF, MANAGER, ADMIN và mở Devices</w:t>
-            </w:r>
-          </w:p>
-        </w:tc>
-        <w:tc>
-          <w:tcPr>
-            <w:tcW w:w="1707" w:type="dxa"/>
-            <w:vAlign w:val="center"/>
-          </w:tcPr>
-          <w:p>
-            <w:pPr>
-              <w:rPr>
-                <w:rFonts w:ascii="Times New Roman" w:hAnsi="Times New Roman" w:cs="Times New Roman"/>
-              </w:rPr>
-            </w:pPr>
-            <w:r>
-              <w:rPr>
-                <w:rFonts w:ascii="Times New Roman" w:hAnsi="Times New Roman" w:cs="Times New Roman"/>
-                <w:sz w:val="16"/>
-              </w:rPr>
-              <w:t>STAFF không thấy nút ghi/xóa; MANAGER thấy ghi nhưng không xóa; ADMIN thấy đầy đủ nút theo role</w:t>
-            </w:r>
-          </w:p>
-        </w:tc>
-        <w:tc>
-          <w:tcPr>
-            <w:tcW w:w="1707" w:type="dxa"/>
-            <w:vAlign w:val="center"/>
-          </w:tcPr>
-          <w:p>
-            <w:pPr>
-              <w:rPr>
-                <w:rFonts w:ascii="Times New Roman" w:hAnsi="Times New Roman" w:cs="Times New Roman"/>
-              </w:rPr>
-            </w:pPr>
-            <w:r>
-              <w:rPr>
-                <w:rFonts w:ascii="Times New Roman" w:hAnsi="Times New Roman" w:cs="Times New Roman"/>
-                <w:sz w:val="16"/>
-              </w:rPr>
-              <w:t>**PASS**</w:t>
+              <w:t>Warehouses / RBAC</w:t>
+            </w:r>
+          </w:p>
+        </w:tc>
+        <w:tc>
+          <w:tcPr>
+            <w:tcW w:w="1707" w:type="dxa"/>
+            <w:vAlign w:val="center"/>
+          </w:tcPr>
+          <w:p>
+            <w:pPr>
+              <w:rPr>
+                <w:rFonts w:ascii="Times New Roman" w:hAnsi="Times New Roman" w:cs="Times New Roman"/>
+              </w:rPr>
+            </w:pPr>
+            <w:r>
+              <w:rPr>
+                <w:rFonts w:ascii="Times New Roman" w:hAnsi="Times New Roman" w:cs="Times New Roman"/>
+                <w:sz w:val="16"/>
+              </w:rPr>
+              <w:t>Kiểm tra quyền thao tác theo role</w:t>
+            </w:r>
+          </w:p>
+        </w:tc>
+        <w:tc>
+          <w:tcPr>
+            <w:tcW w:w="1707" w:type="dxa"/>
+            <w:vAlign w:val="center"/>
+          </w:tcPr>
+          <w:p>
+            <w:pPr>
+              <w:rPr>
+                <w:rFonts w:ascii="Times New Roman" w:hAnsi="Times New Roman" w:cs="Times New Roman"/>
+              </w:rPr>
+            </w:pPr>
+            <w:r>
+              <w:rPr>
+                <w:rFonts w:ascii="Times New Roman" w:hAnsi="Times New Roman" w:cs="Times New Roman"/>
+                <w:sz w:val="16"/>
+              </w:rPr>
+              <w:t>Đăng nhập lần lượt STAFF, MANAGER, ADMIN và mở trang Warehouses; đối chiếu nút Add/Edit/Delete/Export; thử gọi thao tác bị cấm.</w:t>
+            </w:r>
+          </w:p>
+        </w:tc>
+        <w:tc>
+          <w:tcPr>
+            <w:tcW w:w="1707" w:type="dxa"/>
+            <w:vAlign w:val="center"/>
+          </w:tcPr>
+          <w:p>
+            <w:pPr>
+              <w:rPr>
+                <w:rFonts w:ascii="Times New Roman" w:hAnsi="Times New Roman" w:cs="Times New Roman"/>
+              </w:rPr>
+            </w:pPr>
+            <w:r>
+              <w:rPr>
+                <w:rFonts w:ascii="Times New Roman" w:hAnsi="Times New Roman" w:cs="Times New Roman"/>
+                <w:sz w:val="16"/>
+              </w:rPr>
+              <w:t>STAFF chỉ xem; MANAGER được thêm/sửa/xuất nhưng không xóa; ADMIN có đầy đủ quyền. Thao tác trái quyền bị ẩn/chặn ở UI và API trả 401/403 phù hợp; dữ liệu không đổi.</w:t>
+            </w:r>
+          </w:p>
+        </w:tc>
+        <w:tc>
+          <w:tcPr>
+            <w:tcW w:w="1707" w:type="dxa"/>
+            <w:vAlign w:val="center"/>
+          </w:tcPr>
+          <w:p>
+            <w:pPr>
+              <w:rPr>
+                <w:rFonts w:ascii="Times New Roman" w:hAnsi="Times New Roman" w:cs="Times New Roman"/>
+              </w:rPr>
+            </w:pPr>
+            <w:r>
+              <w:rPr>
+                <w:rFonts w:ascii="Times New Roman" w:hAnsi="Times New Roman" w:cs="Times New Roman"/>
+                <w:sz w:val="16"/>
+              </w:rPr>
+              <w:t>Chưa chạy</w:t>
             </w:r>
           </w:p>
         </w:tc>
@@ -6628,87 +6664,87 @@
                 <w:rFonts w:ascii="Times New Roman" w:hAnsi="Times New Roman" w:cs="Times New Roman"/>
                 <w:sz w:val="16"/>
               </w:rPr>
-              <w:t>Reports / Telemetry Data</w:t>
-            </w:r>
-          </w:p>
-        </w:tc>
-        <w:tc>
-          <w:tcPr>
-            <w:tcW w:w="1707" w:type="dxa"/>
-            <w:vAlign w:val="center"/>
-          </w:tcPr>
-          <w:p>
-            <w:pPr>
-              <w:rPr>
-                <w:rFonts w:ascii="Times New Roman" w:hAnsi="Times New Roman" w:cs="Times New Roman"/>
-              </w:rPr>
-            </w:pPr>
-            <w:r>
-              <w:rPr>
-                <w:rFonts w:ascii="Times New Roman" w:hAnsi="Times New Roman" w:cs="Times New Roman"/>
-                <w:sz w:val="16"/>
-              </w:rPr>
-              <w:t>Lọc, phân trang và inspect packet</w:t>
-            </w:r>
-          </w:p>
-        </w:tc>
-        <w:tc>
-          <w:tcPr>
-            <w:tcW w:w="1707" w:type="dxa"/>
-            <w:vAlign w:val="center"/>
-          </w:tcPr>
-          <w:p>
-            <w:pPr>
-              <w:rPr>
-                <w:rFonts w:ascii="Times New Roman" w:hAnsi="Times New Roman" w:cs="Times New Roman"/>
-              </w:rPr>
-            </w:pPr>
-            <w:r>
-              <w:rPr>
-                <w:rFonts w:ascii="Times New Roman" w:hAnsi="Times New Roman" w:cs="Times New Roman"/>
-                <w:sz w:val="16"/>
-              </w:rPr>
-              <w:t>Mở `pages/reports.html`; dùng bộ lọc; chuyển trang; bấm Inspect một dòng</w:t>
-            </w:r>
-          </w:p>
-        </w:tc>
-        <w:tc>
-          <w:tcPr>
-            <w:tcW w:w="1707" w:type="dxa"/>
-            <w:vAlign w:val="center"/>
-          </w:tcPr>
-          <w:p>
-            <w:pPr>
-              <w:rPr>
-                <w:rFonts w:ascii="Times New Roman" w:hAnsi="Times New Roman" w:cs="Times New Roman"/>
-              </w:rPr>
-            </w:pPr>
-            <w:r>
-              <w:rPr>
-                <w:rFonts w:ascii="Times New Roman" w:hAnsi="Times New Roman" w:cs="Times New Roman"/>
-                <w:sz w:val="16"/>
-              </w:rPr>
-              <w:t>Bảng cập nhật đúng; phân trang không trùng/mất dòng; modal inspector hiển thị packet, nhiệt độ, độ ẩm và có thể đóng</w:t>
-            </w:r>
-          </w:p>
-        </w:tc>
-        <w:tc>
-          <w:tcPr>
-            <w:tcW w:w="1707" w:type="dxa"/>
-            <w:vAlign w:val="center"/>
-          </w:tcPr>
-          <w:p>
-            <w:pPr>
-              <w:rPr>
-                <w:rFonts w:ascii="Times New Roman" w:hAnsi="Times New Roman" w:cs="Times New Roman"/>
-              </w:rPr>
-            </w:pPr>
-            <w:r>
-              <w:rPr>
-                <w:rFonts w:ascii="Times New Roman" w:hAnsi="Times New Roman" w:cs="Times New Roman"/>
-                <w:sz w:val="16"/>
-              </w:rPr>
-              <w:t>**PASS**</w:t>
+              <w:t>Warehouses / Delete</w:t>
+            </w:r>
+          </w:p>
+        </w:tc>
+        <w:tc>
+          <w:tcPr>
+            <w:tcW w:w="1707" w:type="dxa"/>
+            <w:vAlign w:val="center"/>
+          </w:tcPr>
+          <w:p>
+            <w:pPr>
+              <w:rPr>
+                <w:rFonts w:ascii="Times New Roman" w:hAnsi="Times New Roman" w:cs="Times New Roman"/>
+              </w:rPr>
+            </w:pPr>
+            <w:r>
+              <w:rPr>
+                <w:rFonts w:ascii="Times New Roman" w:hAnsi="Times New Roman" w:cs="Times New Roman"/>
+                <w:sz w:val="16"/>
+              </w:rPr>
+              <w:t>Xác nhận và hủy xóa kho</w:t>
+            </w:r>
+          </w:p>
+        </w:tc>
+        <w:tc>
+          <w:tcPr>
+            <w:tcW w:w="1707" w:type="dxa"/>
+            <w:vAlign w:val="center"/>
+          </w:tcPr>
+          <w:p>
+            <w:pPr>
+              <w:rPr>
+                <w:rFonts w:ascii="Times New Roman" w:hAnsi="Times New Roman" w:cs="Times New Roman"/>
+              </w:rPr>
+            </w:pPr>
+            <w:r>
+              <w:rPr>
+                <w:rFonts w:ascii="Times New Roman" w:hAnsi="Times New Roman" w:cs="Times New Roman"/>
+                <w:sz w:val="16"/>
+              </w:rPr>
+              <w:t>Với ADMIN, chọn Delete trên kho thử; lần đầu hủy hộp thoại; lần hai xác nhận. Thử lại với kho có dữ liệu phụ thuộc nếu có.</w:t>
+            </w:r>
+          </w:p>
+        </w:tc>
+        <w:tc>
+          <w:tcPr>
+            <w:tcW w:w="1707" w:type="dxa"/>
+            <w:vAlign w:val="center"/>
+          </w:tcPr>
+          <w:p>
+            <w:pPr>
+              <w:rPr>
+                <w:rFonts w:ascii="Times New Roman" w:hAnsi="Times New Roman" w:cs="Times New Roman"/>
+              </w:rPr>
+            </w:pPr>
+            <w:r>
+              <w:rPr>
+                <w:rFonts w:ascii="Times New Roman" w:hAnsi="Times New Roman" w:cs="Times New Roman"/>
+                <w:sz w:val="16"/>
+              </w:rPr>
+              <w:t>Hủy không gửi DELETE và kho vẫn còn; xác nhận gửi DELETE /api/warehouses/{id}, tải lại danh sách và kho đã xóa biến mất. Nếu backend từ chối do ràng buộc, hiện lỗi và giữ nguyên dữ liệu.</w:t>
+            </w:r>
+          </w:p>
+        </w:tc>
+        <w:tc>
+          <w:tcPr>
+            <w:tcW w:w="1707" w:type="dxa"/>
+            <w:vAlign w:val="center"/>
+          </w:tcPr>
+          <w:p>
+            <w:pPr>
+              <w:rPr>
+                <w:rFonts w:ascii="Times New Roman" w:hAnsi="Times New Roman" w:cs="Times New Roman"/>
+              </w:rPr>
+            </w:pPr>
+            <w:r>
+              <w:rPr>
+                <w:rFonts w:ascii="Times New Roman" w:hAnsi="Times New Roman" w:cs="Times New Roman"/>
+                <w:sz w:val="16"/>
+              </w:rPr>
+              <w:t>PASS</w:t>
             </w:r>
           </w:p>
         </w:tc>
@@ -6753,87 +6789,87 @@
                 <w:rFonts w:ascii="Times New Roman" w:hAnsi="Times New Roman" w:cs="Times New Roman"/>
                 <w:sz w:val="16"/>
               </w:rPr>
-              <w:t>Alerts</w:t>
-            </w:r>
-          </w:p>
-        </w:tc>
-        <w:tc>
-          <w:tcPr>
-            <w:tcW w:w="1707" w:type="dxa"/>
-            <w:vAlign w:val="center"/>
-          </w:tcPr>
-          <w:p>
-            <w:pPr>
-              <w:rPr>
-                <w:rFonts w:ascii="Times New Roman" w:hAnsi="Times New Roman" w:cs="Times New Roman"/>
-              </w:rPr>
-            </w:pPr>
-            <w:r>
-              <w:rPr>
-                <w:rFonts w:ascii="Times New Roman" w:hAnsi="Times New Roman" w:cs="Times New Roman"/>
-                <w:sz w:val="16"/>
-              </w:rPr>
-              <w:t>Lọc, tìm kiếm và xem chi tiết cảnh báo</w:t>
-            </w:r>
-          </w:p>
-        </w:tc>
-        <w:tc>
-          <w:tcPr>
-            <w:tcW w:w="1707" w:type="dxa"/>
-            <w:vAlign w:val="center"/>
-          </w:tcPr>
-          <w:p>
-            <w:pPr>
-              <w:rPr>
-                <w:rFonts w:ascii="Times New Roman" w:hAnsi="Times New Roman" w:cs="Times New Roman"/>
-              </w:rPr>
-            </w:pPr>
-            <w:r>
-              <w:rPr>
-                <w:rFonts w:ascii="Times New Roman" w:hAnsi="Times New Roman" w:cs="Times New Roman"/>
-                <w:sz w:val="16"/>
-              </w:rPr>
-              <w:t>Mở `pages/alerts.html`; lọc HIGH/LOW hoặc nhập device token; click một incident</w:t>
-            </w:r>
-          </w:p>
-        </w:tc>
-        <w:tc>
-          <w:tcPr>
-            <w:tcW w:w="1707" w:type="dxa"/>
-            <w:vAlign w:val="center"/>
-          </w:tcPr>
-          <w:p>
-            <w:pPr>
-              <w:rPr>
-                <w:rFonts w:ascii="Times New Roman" w:hAnsi="Times New Roman" w:cs="Times New Roman"/>
-              </w:rPr>
-            </w:pPr>
-            <w:r>
-              <w:rPr>
-                <w:rFonts w:ascii="Times New Roman" w:hAnsi="Times New Roman" w:cs="Times New Roman"/>
-                <w:sz w:val="16"/>
-              </w:rPr>
-              <w:t>Queue lọc đúng; panel chi tiết đổi theo incident; không lỗi khi không có alert API và hệ thống dùng fallback demo</w:t>
-            </w:r>
-          </w:p>
-        </w:tc>
-        <w:tc>
-          <w:tcPr>
-            <w:tcW w:w="1707" w:type="dxa"/>
-            <w:vAlign w:val="center"/>
-          </w:tcPr>
-          <w:p>
-            <w:pPr>
-              <w:rPr>
-                <w:rFonts w:ascii="Times New Roman" w:hAnsi="Times New Roman" w:cs="Times New Roman"/>
-              </w:rPr>
-            </w:pPr>
-            <w:r>
-              <w:rPr>
-                <w:rFonts w:ascii="Times New Roman" w:hAnsi="Times New Roman" w:cs="Times New Roman"/>
-                <w:sz w:val="16"/>
-              </w:rPr>
-              <w:t>**PASS**</w:t>
+              <w:t>Warehouses / Export</w:t>
+            </w:r>
+          </w:p>
+        </w:tc>
+        <w:tc>
+          <w:tcPr>
+            <w:tcW w:w="1707" w:type="dxa"/>
+            <w:vAlign w:val="center"/>
+          </w:tcPr>
+          <w:p>
+            <w:pPr>
+              <w:rPr>
+                <w:rFonts w:ascii="Times New Roman" w:hAnsi="Times New Roman" w:cs="Times New Roman"/>
+              </w:rPr>
+            </w:pPr>
+            <w:r>
+              <w:rPr>
+                <w:rFonts w:ascii="Times New Roman" w:hAnsi="Times New Roman" w:cs="Times New Roman"/>
+                <w:sz w:val="16"/>
+              </w:rPr>
+              <w:t>Xuất danh sách kho CSV</w:t>
+            </w:r>
+          </w:p>
+        </w:tc>
+        <w:tc>
+          <w:tcPr>
+            <w:tcW w:w="1707" w:type="dxa"/>
+            <w:vAlign w:val="center"/>
+          </w:tcPr>
+          <w:p>
+            <w:pPr>
+              <w:rPr>
+                <w:rFonts w:ascii="Times New Roman" w:hAnsi="Times New Roman" w:cs="Times New Roman"/>
+              </w:rPr>
+            </w:pPr>
+            <w:r>
+              <w:rPr>
+                <w:rFonts w:ascii="Times New Roman" w:hAnsi="Times New Roman" w:cs="Times New Roman"/>
+                <w:sz w:val="16"/>
+              </w:rPr>
+              <w:t>Đăng nhập MANAGER hoặc ADMIN; áp dụng bộ lọc rồi bấm Export Facility Data; mở file CSV đã tải.</w:t>
+            </w:r>
+          </w:p>
+        </w:tc>
+        <w:tc>
+          <w:tcPr>
+            <w:tcW w:w="1707" w:type="dxa"/>
+            <w:vAlign w:val="center"/>
+          </w:tcPr>
+          <w:p>
+            <w:pPr>
+              <w:rPr>
+                <w:rFonts w:ascii="Times New Roman" w:hAnsi="Times New Roman" w:cs="Times New Roman"/>
+              </w:rPr>
+            </w:pPr>
+            <w:r>
+              <w:rPr>
+                <w:rFonts w:ascii="Times New Roman" w:hAnsi="Times New Roman" w:cs="Times New Roman"/>
+                <w:sz w:val="16"/>
+              </w:rPr>
+              <w:t>Tải coldchain_warehouses_YYYY-MM-DD.csv dạng UTF-8 BOM; header gồm Facility ID, Warehouse Name, Latitude, Longitude, Status, Sensors, Docked Fleet; file xuất toàn bộ danh sách đã tải, không chỉ kết quả lọc.</w:t>
+            </w:r>
+          </w:p>
+        </w:tc>
+        <w:tc>
+          <w:tcPr>
+            <w:tcW w:w="1707" w:type="dxa"/>
+            <w:vAlign w:val="center"/>
+          </w:tcPr>
+          <w:p>
+            <w:pPr>
+              <w:rPr>
+                <w:rFonts w:ascii="Times New Roman" w:hAnsi="Times New Roman" w:cs="Times New Roman"/>
+              </w:rPr>
+            </w:pPr>
+            <w:r>
+              <w:rPr>
+                <w:rFonts w:ascii="Times New Roman" w:hAnsi="Times New Roman" w:cs="Times New Roman"/>
+                <w:sz w:val="16"/>
+              </w:rPr>
+              <w:t>PASS</w:t>
             </w:r>
           </w:p>
         </w:tc>
@@ -6878,87 +6914,87 @@
                 <w:rFonts w:ascii="Times New Roman" w:hAnsi="Times New Roman" w:cs="Times New Roman"/>
                 <w:sz w:val="16"/>
               </w:rPr>
-              <w:t>Alerts</w:t>
-            </w:r>
-          </w:p>
-        </w:tc>
-        <w:tc>
-          <w:tcPr>
-            <w:tcW w:w="1707" w:type="dxa"/>
-            <w:vAlign w:val="center"/>
-          </w:tcPr>
-          <w:p>
-            <w:pPr>
-              <w:rPr>
-                <w:rFonts w:ascii="Times New Roman" w:hAnsi="Times New Roman" w:cs="Times New Roman"/>
-              </w:rPr>
-            </w:pPr>
-            <w:r>
-              <w:rPr>
-                <w:rFonts w:ascii="Times New Roman" w:hAnsi="Times New Roman" w:cs="Times New Roman"/>
-                <w:sz w:val="16"/>
-              </w:rPr>
-              <w:t>Xử lý alert theo role</w:t>
-            </w:r>
-          </w:p>
-        </w:tc>
-        <w:tc>
-          <w:tcPr>
-            <w:tcW w:w="1707" w:type="dxa"/>
-            <w:vAlign w:val="center"/>
-          </w:tcPr>
-          <w:p>
-            <w:pPr>
-              <w:rPr>
-                <w:rFonts w:ascii="Times New Roman" w:hAnsi="Times New Roman" w:cs="Times New Roman"/>
-              </w:rPr>
-            </w:pPr>
-            <w:r>
-              <w:rPr>
-                <w:rFonts w:ascii="Times New Roman" w:hAnsi="Times New Roman" w:cs="Times New Roman"/>
-                <w:sz w:val="16"/>
-              </w:rPr>
-              <w:t>Với MANAGER mở một alert và chọn resolve; lặp lại với STAFF</w:t>
-            </w:r>
-          </w:p>
-        </w:tc>
-        <w:tc>
-          <w:tcPr>
-            <w:tcW w:w="1707" w:type="dxa"/>
-            <w:vAlign w:val="center"/>
-          </w:tcPr>
-          <w:p>
-            <w:pPr>
-              <w:rPr>
-                <w:rFonts w:ascii="Times New Roman" w:hAnsi="Times New Roman" w:cs="Times New Roman"/>
-              </w:rPr>
-            </w:pPr>
-            <w:r>
-              <w:rPr>
-                <w:rFonts w:ascii="Times New Roman" w:hAnsi="Times New Roman" w:cs="Times New Roman"/>
-                <w:sz w:val="16"/>
-              </w:rPr>
-              <w:t>MANAGER được gọi DELETE và alert biến mất; STAFF không có thao tác resolve hoặc bị từ chối rõ ràng</w:t>
-            </w:r>
-          </w:p>
-        </w:tc>
-        <w:tc>
-          <w:tcPr>
-            <w:tcW w:w="1707" w:type="dxa"/>
-            <w:vAlign w:val="center"/>
-          </w:tcPr>
-          <w:p>
-            <w:pPr>
-              <w:rPr>
-                <w:rFonts w:ascii="Times New Roman" w:hAnsi="Times New Roman" w:cs="Times New Roman"/>
-              </w:rPr>
-            </w:pPr>
-            <w:r>
-              <w:rPr>
-                <w:rFonts w:ascii="Times New Roman" w:hAnsi="Times New Roman" w:cs="Times New Roman"/>
-                <w:sz w:val="16"/>
-              </w:rPr>
-              <w:t>**PASS**</w:t>
+              <w:t>Warehouse detail</w:t>
+            </w:r>
+          </w:p>
+        </w:tc>
+        <w:tc>
+          <w:tcPr>
+            <w:tcW w:w="1707" w:type="dxa"/>
+            <w:vAlign w:val="center"/>
+          </w:tcPr>
+          <w:p>
+            <w:pPr>
+              <w:rPr>
+                <w:rFonts w:ascii="Times New Roman" w:hAnsi="Times New Roman" w:cs="Times New Roman"/>
+              </w:rPr>
+            </w:pPr>
+            <w:r>
+              <w:rPr>
+                <w:rFonts w:ascii="Times New Roman" w:hAnsi="Times New Roman" w:cs="Times New Roman"/>
+                <w:sz w:val="16"/>
+              </w:rPr>
+              <w:t>Hiển thị thiết bị và xe trực thuộc</w:t>
+            </w:r>
+          </w:p>
+        </w:tc>
+        <w:tc>
+          <w:tcPr>
+            <w:tcW w:w="1707" w:type="dxa"/>
+            <w:vAlign w:val="center"/>
+          </w:tcPr>
+          <w:p>
+            <w:pPr>
+              <w:rPr>
+                <w:rFonts w:ascii="Times New Roman" w:hAnsi="Times New Roman" w:cs="Times New Roman"/>
+              </w:rPr>
+            </w:pPr>
+            <w:r>
+              <w:rPr>
+                <w:rFonts w:ascii="Times New Roman" w:hAnsi="Times New Roman" w:cs="Times New Roman"/>
+                <w:sz w:val="16"/>
+              </w:rPr>
+              <w:t>Mở `pages/warehouses-detail.html?id=1`; click View Sensor/View Vehicle</w:t>
+            </w:r>
+          </w:p>
+        </w:tc>
+        <w:tc>
+          <w:tcPr>
+            <w:tcW w:w="1707" w:type="dxa"/>
+            <w:vAlign w:val="center"/>
+          </w:tcPr>
+          <w:p>
+            <w:pPr>
+              <w:rPr>
+                <w:rFonts w:ascii="Times New Roman" w:hAnsi="Times New Roman" w:cs="Times New Roman"/>
+              </w:rPr>
+            </w:pPr>
+            <w:r>
+              <w:rPr>
+                <w:rFonts w:ascii="Times New Roman" w:hAnsi="Times New Roman" w:cs="Times New Roman"/>
+                <w:sz w:val="16"/>
+              </w:rPr>
+              <w:t>Hiển thị đúng tên kho, số thiết bị, số xe, danh sách liên quan; link điều hướng đúng ID</w:t>
+            </w:r>
+          </w:p>
+        </w:tc>
+        <w:tc>
+          <w:tcPr>
+            <w:tcW w:w="1707" w:type="dxa"/>
+            <w:vAlign w:val="center"/>
+          </w:tcPr>
+          <w:p>
+            <w:pPr>
+              <w:rPr>
+                <w:rFonts w:ascii="Times New Roman" w:hAnsi="Times New Roman" w:cs="Times New Roman"/>
+              </w:rPr>
+            </w:pPr>
+            <w:r>
+              <w:rPr>
+                <w:rFonts w:ascii="Times New Roman" w:hAnsi="Times New Roman" w:cs="Times New Roman"/>
+                <w:sz w:val="16"/>
+              </w:rPr>
+              <w:t>Chưa chạy</w:t>
             </w:r>
           </w:p>
         </w:tc>
@@ -7003,87 +7039,87 @@
                 <w:rFonts w:ascii="Times New Roman" w:hAnsi="Times New Roman" w:cs="Times New Roman"/>
                 <w:sz w:val="16"/>
               </w:rPr>
-              <w:t>Settings / Change password</w:t>
-            </w:r>
-          </w:p>
-        </w:tc>
-        <w:tc>
-          <w:tcPr>
-            <w:tcW w:w="1707" w:type="dxa"/>
-            <w:vAlign w:val="center"/>
-          </w:tcPr>
-          <w:p>
-            <w:pPr>
-              <w:rPr>
-                <w:rFonts w:ascii="Times New Roman" w:hAnsi="Times New Roman" w:cs="Times New Roman"/>
-              </w:rPr>
-            </w:pPr>
-            <w:r>
-              <w:rPr>
-                <w:rFonts w:ascii="Times New Roman" w:hAnsi="Times New Roman" w:cs="Times New Roman"/>
-                <w:sz w:val="16"/>
-              </w:rPr>
-              <w:t>Đổi mật khẩu và validate modal</w:t>
-            </w:r>
-          </w:p>
-        </w:tc>
-        <w:tc>
-          <w:tcPr>
-            <w:tcW w:w="1707" w:type="dxa"/>
-            <w:vAlign w:val="center"/>
-          </w:tcPr>
-          <w:p>
-            <w:pPr>
-              <w:rPr>
-                <w:rFonts w:ascii="Times New Roman" w:hAnsi="Times New Roman" w:cs="Times New Roman"/>
-              </w:rPr>
-            </w:pPr>
-            <w:r>
-              <w:rPr>
-                <w:rFonts w:ascii="Times New Roman" w:hAnsi="Times New Roman" w:cs="Times New Roman"/>
-                <w:sz w:val="16"/>
-              </w:rPr>
-              <w:t>Mở Settings; thử password mới dưới 6 ký tự, xác nhận không khớp, rồi nhập hợp lệ</w:t>
-            </w:r>
-          </w:p>
-        </w:tc>
-        <w:tc>
-          <w:tcPr>
-            <w:tcW w:w="1707" w:type="dxa"/>
-            <w:vAlign w:val="center"/>
-          </w:tcPr>
-          <w:p>
-            <w:pPr>
-              <w:rPr>
-                <w:rFonts w:ascii="Times New Roman" w:hAnsi="Times New Roman" w:cs="Times New Roman"/>
-              </w:rPr>
-            </w:pPr>
-            <w:r>
-              <w:rPr>
-                <w:rFonts w:ascii="Times New Roman" w:hAnsi="Times New Roman" w:cs="Times New Roman"/>
-                <w:sz w:val="16"/>
-              </w:rPr>
-              <w:t>Browser/API chặn dữ liệu không hợp lệ; dữ liệu hợp lệ gọi PUT `/api/auth/change-password`, hiện toast thành công</w:t>
-            </w:r>
-          </w:p>
-        </w:tc>
-        <w:tc>
-          <w:tcPr>
-            <w:tcW w:w="1707" w:type="dxa"/>
-            <w:vAlign w:val="center"/>
-          </w:tcPr>
-          <w:p>
-            <w:pPr>
-              <w:rPr>
-                <w:rFonts w:ascii="Times New Roman" w:hAnsi="Times New Roman" w:cs="Times New Roman"/>
-              </w:rPr>
-            </w:pPr>
-            <w:r>
-              <w:rPr>
-                <w:rFonts w:ascii="Times New Roman" w:hAnsi="Times New Roman" w:cs="Times New Roman"/>
-                <w:sz w:val="16"/>
-              </w:rPr>
-              <w:t>**PASS**</w:t>
+              <w:t>Vehicles</w:t>
+            </w:r>
+          </w:p>
+        </w:tc>
+        <w:tc>
+          <w:tcPr>
+            <w:tcW w:w="1707" w:type="dxa"/>
+            <w:vAlign w:val="center"/>
+          </w:tcPr>
+          <w:p>
+            <w:pPr>
+              <w:rPr>
+                <w:rFonts w:ascii="Times New Roman" w:hAnsi="Times New Roman" w:cs="Times New Roman"/>
+              </w:rPr>
+            </w:pPr>
+            <w:r>
+              <w:rPr>
+                <w:rFonts w:ascii="Times New Roman" w:hAnsi="Times New Roman" w:cs="Times New Roman"/>
+                <w:sz w:val="16"/>
+              </w:rPr>
+              <w:t>Chọn xe và nhận diện excursion</w:t>
+            </w:r>
+          </w:p>
+        </w:tc>
+        <w:tc>
+          <w:tcPr>
+            <w:tcW w:w="1707" w:type="dxa"/>
+            <w:vAlign w:val="center"/>
+          </w:tcPr>
+          <w:p>
+            <w:pPr>
+              <w:rPr>
+                <w:rFonts w:ascii="Times New Roman" w:hAnsi="Times New Roman" w:cs="Times New Roman"/>
+              </w:rPr>
+            </w:pPr>
+            <w:r>
+              <w:rPr>
+                <w:rFonts w:ascii="Times New Roman" w:hAnsi="Times New Roman" w:cs="Times New Roman"/>
+                <w:sz w:val="16"/>
+              </w:rPr>
+              <w:t>Mở `pages/vehicles.html`; chọn xe `29A-12345`, sau đó chọn xe bình thường</w:t>
+            </w:r>
+          </w:p>
+        </w:tc>
+        <w:tc>
+          <w:tcPr>
+            <w:tcW w:w="1707" w:type="dxa"/>
+            <w:vAlign w:val="center"/>
+          </w:tcPr>
+          <w:p>
+            <w:pPr>
+              <w:rPr>
+                <w:rFonts w:ascii="Times New Roman" w:hAnsi="Times New Roman" w:cs="Times New Roman"/>
+              </w:rPr>
+            </w:pPr>
+            <w:r>
+              <w:rPr>
+                <w:rFonts w:ascii="Times New Roman" w:hAnsi="Times New Roman" w:cs="Times New Roman"/>
+                <w:sz w:val="16"/>
+              </w:rPr>
+              <w:t>Xe được chọn highlight; chart/detail cập nhật; trạng thái cảnh báo chỉ hiển thị cho dữ liệu vượt ngưỡng</w:t>
+            </w:r>
+          </w:p>
+        </w:tc>
+        <w:tc>
+          <w:tcPr>
+            <w:tcW w:w="1707" w:type="dxa"/>
+            <w:vAlign w:val="center"/>
+          </w:tcPr>
+          <w:p>
+            <w:pPr>
+              <w:rPr>
+                <w:rFonts w:ascii="Times New Roman" w:hAnsi="Times New Roman" w:cs="Times New Roman"/>
+              </w:rPr>
+            </w:pPr>
+            <w:r>
+              <w:rPr>
+                <w:rFonts w:ascii="Times New Roman" w:hAnsi="Times New Roman" w:cs="Times New Roman"/>
+                <w:sz w:val="16"/>
+              </w:rPr>
+              <w:t>Chưa chạy</w:t>
             </w:r>
           </w:p>
         </w:tc>
@@ -7128,6 +7164,881 @@
                 <w:rFonts w:ascii="Times New Roman" w:hAnsi="Times New Roman" w:cs="Times New Roman"/>
                 <w:sz w:val="16"/>
               </w:rPr>
+              <w:t>Vehicle detail</w:t>
+            </w:r>
+          </w:p>
+        </w:tc>
+        <w:tc>
+          <w:tcPr>
+            <w:tcW w:w="1707" w:type="dxa"/>
+            <w:vAlign w:val="center"/>
+          </w:tcPr>
+          <w:p>
+            <w:pPr>
+              <w:rPr>
+                <w:rFonts w:ascii="Times New Roman" w:hAnsi="Times New Roman" w:cs="Times New Roman"/>
+              </w:rPr>
+            </w:pPr>
+            <w:r>
+              <w:rPr>
+                <w:rFonts w:ascii="Times New Roman" w:hAnsi="Times New Roman" w:cs="Times New Roman"/>
+                <w:sz w:val="16"/>
+              </w:rPr>
+              <w:t>Xem lịch sử telemetry và xuất CSV</w:t>
+            </w:r>
+          </w:p>
+        </w:tc>
+        <w:tc>
+          <w:tcPr>
+            <w:tcW w:w="1707" w:type="dxa"/>
+            <w:vAlign w:val="center"/>
+          </w:tcPr>
+          <w:p>
+            <w:pPr>
+              <w:rPr>
+                <w:rFonts w:ascii="Times New Roman" w:hAnsi="Times New Roman" w:cs="Times New Roman"/>
+              </w:rPr>
+            </w:pPr>
+            <w:r>
+              <w:rPr>
+                <w:rFonts w:ascii="Times New Roman" w:hAnsi="Times New Roman" w:cs="Times New Roman"/>
+                <w:sz w:val="16"/>
+              </w:rPr>
+              <w:t>Mở `pages/vehicles-detail.html?id=1`; bấm Export Trip Log</w:t>
+            </w:r>
+          </w:p>
+        </w:tc>
+        <w:tc>
+          <w:tcPr>
+            <w:tcW w:w="1707" w:type="dxa"/>
+            <w:vAlign w:val="center"/>
+          </w:tcPr>
+          <w:p>
+            <w:pPr>
+              <w:rPr>
+                <w:rFonts w:ascii="Times New Roman" w:hAnsi="Times New Roman" w:cs="Times New Roman"/>
+              </w:rPr>
+            </w:pPr>
+            <w:r>
+              <w:rPr>
+                <w:rFonts w:ascii="Times New Roman" w:hAnsi="Times New Roman" w:cs="Times New Roman"/>
+                <w:sz w:val="16"/>
+              </w:rPr>
+              <w:t>Lịch sử hiển thị đúng; file CSV được tải, có header ID/Temperature/Humidity/Timestamp; không có lỗi Console</w:t>
+            </w:r>
+          </w:p>
+        </w:tc>
+        <w:tc>
+          <w:tcPr>
+            <w:tcW w:w="1707" w:type="dxa"/>
+            <w:vAlign w:val="center"/>
+          </w:tcPr>
+          <w:p>
+            <w:pPr>
+              <w:rPr>
+                <w:rFonts w:ascii="Times New Roman" w:hAnsi="Times New Roman" w:cs="Times New Roman"/>
+              </w:rPr>
+            </w:pPr>
+            <w:r>
+              <w:rPr>
+                <w:rFonts w:ascii="Times New Roman" w:hAnsi="Times New Roman" w:cs="Times New Roman"/>
+                <w:sz w:val="16"/>
+              </w:rPr>
+              <w:t>Chưa chạy</w:t>
+            </w:r>
+          </w:p>
+        </w:tc>
+      </w:tr>
+      <w:tr>
+        <w:trPr>
+          <w:jc w:val="center"/>
+        </w:trPr>
+        <w:tc>
+          <w:tcPr>
+            <w:tcW w:w="1707" w:type="dxa"/>
+            <w:vAlign w:val="center"/>
+          </w:tcPr>
+          <w:p>
+            <w:pPr>
+              <w:rPr>
+                <w:rFonts w:ascii="Times New Roman" w:hAnsi="Times New Roman" w:cs="Times New Roman"/>
+              </w:rPr>
+            </w:pPr>
+            <w:r>
+              <w:rPr>
+                <w:rFonts w:ascii="Times New Roman" w:hAnsi="Times New Roman" w:cs="Times New Roman"/>
+                <w:sz w:val="16"/>
+              </w:rPr>
+              <w:t>TC_UI_17</w:t>
+            </w:r>
+          </w:p>
+        </w:tc>
+        <w:tc>
+          <w:tcPr>
+            <w:tcW w:w="1707" w:type="dxa"/>
+            <w:vAlign w:val="center"/>
+          </w:tcPr>
+          <w:p>
+            <w:pPr>
+              <w:rPr>
+                <w:rFonts w:ascii="Times New Roman" w:hAnsi="Times New Roman" w:cs="Times New Roman"/>
+              </w:rPr>
+            </w:pPr>
+            <w:r>
+              <w:rPr>
+                <w:rFonts w:ascii="Times New Roman" w:hAnsi="Times New Roman" w:cs="Times New Roman"/>
+                <w:sz w:val="16"/>
+              </w:rPr>
+              <w:t>Devices</w:t>
+            </w:r>
+          </w:p>
+        </w:tc>
+        <w:tc>
+          <w:tcPr>
+            <w:tcW w:w="1707" w:type="dxa"/>
+            <w:vAlign w:val="center"/>
+          </w:tcPr>
+          <w:p>
+            <w:pPr>
+              <w:rPr>
+                <w:rFonts w:ascii="Times New Roman" w:hAnsi="Times New Roman" w:cs="Times New Roman"/>
+              </w:rPr>
+            </w:pPr>
+            <w:r>
+              <w:rPr>
+                <w:rFonts w:ascii="Times New Roman" w:hAnsi="Times New Roman" w:cs="Times New Roman"/>
+                <w:sz w:val="16"/>
+              </w:rPr>
+              <w:t>Lọc thiết bị và mở chi tiết</w:t>
+            </w:r>
+          </w:p>
+        </w:tc>
+        <w:tc>
+          <w:tcPr>
+            <w:tcW w:w="1707" w:type="dxa"/>
+            <w:vAlign w:val="center"/>
+          </w:tcPr>
+          <w:p>
+            <w:pPr>
+              <w:rPr>
+                <w:rFonts w:ascii="Times New Roman" w:hAnsi="Times New Roman" w:cs="Times New Roman"/>
+              </w:rPr>
+            </w:pPr>
+            <w:r>
+              <w:rPr>
+                <w:rFonts w:ascii="Times New Roman" w:hAnsi="Times New Roman" w:cs="Times New Roman"/>
+                <w:sz w:val="16"/>
+              </w:rPr>
+              <w:t>Mở `pages/devices.html`; lọc warehouse/device token; click Details của device 16</w:t>
+            </w:r>
+          </w:p>
+        </w:tc>
+        <w:tc>
+          <w:tcPr>
+            <w:tcW w:w="1707" w:type="dxa"/>
+            <w:vAlign w:val="center"/>
+          </w:tcPr>
+          <w:p>
+            <w:pPr>
+              <w:rPr>
+                <w:rFonts w:ascii="Times New Roman" w:hAnsi="Times New Roman" w:cs="Times New Roman"/>
+              </w:rPr>
+            </w:pPr>
+            <w:r>
+              <w:rPr>
+                <w:rFonts w:ascii="Times New Roman" w:hAnsi="Times New Roman" w:cs="Times New Roman"/>
+                <w:sz w:val="16"/>
+              </w:rPr>
+              <w:t>Bảng lọc đúng; device detail hiển thị history/latest reading; nhiệt độ ngoài 2–8°C có trạng thái cảnh báo</w:t>
+            </w:r>
+          </w:p>
+        </w:tc>
+        <w:tc>
+          <w:tcPr>
+            <w:tcW w:w="1707" w:type="dxa"/>
+            <w:vAlign w:val="center"/>
+          </w:tcPr>
+          <w:p>
+            <w:pPr>
+              <w:rPr>
+                <w:rFonts w:ascii="Times New Roman" w:hAnsi="Times New Roman" w:cs="Times New Roman"/>
+              </w:rPr>
+            </w:pPr>
+            <w:r>
+              <w:rPr>
+                <w:rFonts w:ascii="Times New Roman" w:hAnsi="Times New Roman" w:cs="Times New Roman"/>
+                <w:sz w:val="16"/>
+              </w:rPr>
+              <w:t>Chưa chạy</w:t>
+            </w:r>
+          </w:p>
+        </w:tc>
+      </w:tr>
+      <w:tr>
+        <w:trPr>
+          <w:jc w:val="center"/>
+        </w:trPr>
+        <w:tc>
+          <w:tcPr>
+            <w:tcW w:w="1707" w:type="dxa"/>
+            <w:vAlign w:val="center"/>
+          </w:tcPr>
+          <w:p>
+            <w:pPr>
+              <w:rPr>
+                <w:rFonts w:ascii="Times New Roman" w:hAnsi="Times New Roman" w:cs="Times New Roman"/>
+              </w:rPr>
+            </w:pPr>
+            <w:r>
+              <w:rPr>
+                <w:rFonts w:ascii="Times New Roman" w:hAnsi="Times New Roman" w:cs="Times New Roman"/>
+                <w:sz w:val="16"/>
+              </w:rPr>
+              <w:t>TC_UI_18</w:t>
+            </w:r>
+          </w:p>
+        </w:tc>
+        <w:tc>
+          <w:tcPr>
+            <w:tcW w:w="1707" w:type="dxa"/>
+            <w:vAlign w:val="center"/>
+          </w:tcPr>
+          <w:p>
+            <w:pPr>
+              <w:rPr>
+                <w:rFonts w:ascii="Times New Roman" w:hAnsi="Times New Roman" w:cs="Times New Roman"/>
+              </w:rPr>
+            </w:pPr>
+            <w:r>
+              <w:rPr>
+                <w:rFonts w:ascii="Times New Roman" w:hAnsi="Times New Roman" w:cs="Times New Roman"/>
+                <w:sz w:val="16"/>
+              </w:rPr>
+              <w:t>Devices</w:t>
+            </w:r>
+          </w:p>
+        </w:tc>
+        <w:tc>
+          <w:tcPr>
+            <w:tcW w:w="1707" w:type="dxa"/>
+            <w:vAlign w:val="center"/>
+          </w:tcPr>
+          <w:p>
+            <w:pPr>
+              <w:rPr>
+                <w:rFonts w:ascii="Times New Roman" w:hAnsi="Times New Roman" w:cs="Times New Roman"/>
+              </w:rPr>
+            </w:pPr>
+            <w:r>
+              <w:rPr>
+                <w:rFonts w:ascii="Times New Roman" w:hAnsi="Times New Roman" w:cs="Times New Roman"/>
+                <w:sz w:val="16"/>
+              </w:rPr>
+              <w:t>Kiểm tra quyền hiển thị nút thao tác</w:t>
+            </w:r>
+          </w:p>
+        </w:tc>
+        <w:tc>
+          <w:tcPr>
+            <w:tcW w:w="1707" w:type="dxa"/>
+            <w:vAlign w:val="center"/>
+          </w:tcPr>
+          <w:p>
+            <w:pPr>
+              <w:rPr>
+                <w:rFonts w:ascii="Times New Roman" w:hAnsi="Times New Roman" w:cs="Times New Roman"/>
+              </w:rPr>
+            </w:pPr>
+            <w:r>
+              <w:rPr>
+                <w:rFonts w:ascii="Times New Roman" w:hAnsi="Times New Roman" w:cs="Times New Roman"/>
+                <w:sz w:val="16"/>
+              </w:rPr>
+              <w:t>Đăng nhập lần lượt STAFF, MANAGER, ADMIN và mở Devices</w:t>
+            </w:r>
+          </w:p>
+        </w:tc>
+        <w:tc>
+          <w:tcPr>
+            <w:tcW w:w="1707" w:type="dxa"/>
+            <w:vAlign w:val="center"/>
+          </w:tcPr>
+          <w:p>
+            <w:pPr>
+              <w:rPr>
+                <w:rFonts w:ascii="Times New Roman" w:hAnsi="Times New Roman" w:cs="Times New Roman"/>
+              </w:rPr>
+            </w:pPr>
+            <w:r>
+              <w:rPr>
+                <w:rFonts w:ascii="Times New Roman" w:hAnsi="Times New Roman" w:cs="Times New Roman"/>
+                <w:sz w:val="16"/>
+              </w:rPr>
+              <w:t>STAFF không thấy nút ghi/xóa; MANAGER thấy ghi nhưng không xóa; ADMIN thấy đầy đủ nút theo role</w:t>
+            </w:r>
+          </w:p>
+        </w:tc>
+        <w:tc>
+          <w:tcPr>
+            <w:tcW w:w="1707" w:type="dxa"/>
+            <w:vAlign w:val="center"/>
+          </w:tcPr>
+          <w:p>
+            <w:pPr>
+              <w:rPr>
+                <w:rFonts w:ascii="Times New Roman" w:hAnsi="Times New Roman" w:cs="Times New Roman"/>
+              </w:rPr>
+            </w:pPr>
+            <w:r>
+              <w:rPr>
+                <w:rFonts w:ascii="Times New Roman" w:hAnsi="Times New Roman" w:cs="Times New Roman"/>
+                <w:sz w:val="16"/>
+              </w:rPr>
+              <w:t>Chưa chạy</w:t>
+            </w:r>
+          </w:p>
+        </w:tc>
+      </w:tr>
+      <w:tr>
+        <w:trPr>
+          <w:jc w:val="center"/>
+        </w:trPr>
+        <w:tc>
+          <w:tcPr>
+            <w:tcW w:w="1707" w:type="dxa"/>
+            <w:vAlign w:val="center"/>
+          </w:tcPr>
+          <w:p>
+            <w:pPr>
+              <w:rPr>
+                <w:rFonts w:ascii="Times New Roman" w:hAnsi="Times New Roman" w:cs="Times New Roman"/>
+              </w:rPr>
+            </w:pPr>
+            <w:r>
+              <w:rPr>
+                <w:rFonts w:ascii="Times New Roman" w:hAnsi="Times New Roman" w:cs="Times New Roman"/>
+                <w:sz w:val="16"/>
+              </w:rPr>
+              <w:t>TC_UI_19</w:t>
+            </w:r>
+          </w:p>
+        </w:tc>
+        <w:tc>
+          <w:tcPr>
+            <w:tcW w:w="1707" w:type="dxa"/>
+            <w:vAlign w:val="center"/>
+          </w:tcPr>
+          <w:p>
+            <w:pPr>
+              <w:rPr>
+                <w:rFonts w:ascii="Times New Roman" w:hAnsi="Times New Roman" w:cs="Times New Roman"/>
+              </w:rPr>
+            </w:pPr>
+            <w:r>
+              <w:rPr>
+                <w:rFonts w:ascii="Times New Roman" w:hAnsi="Times New Roman" w:cs="Times New Roman"/>
+                <w:sz w:val="16"/>
+              </w:rPr>
+              <w:t>Reports / Telemetry Data</w:t>
+            </w:r>
+          </w:p>
+        </w:tc>
+        <w:tc>
+          <w:tcPr>
+            <w:tcW w:w="1707" w:type="dxa"/>
+            <w:vAlign w:val="center"/>
+          </w:tcPr>
+          <w:p>
+            <w:pPr>
+              <w:rPr>
+                <w:rFonts w:ascii="Times New Roman" w:hAnsi="Times New Roman" w:cs="Times New Roman"/>
+              </w:rPr>
+            </w:pPr>
+            <w:r>
+              <w:rPr>
+                <w:rFonts w:ascii="Times New Roman" w:hAnsi="Times New Roman" w:cs="Times New Roman"/>
+                <w:sz w:val="16"/>
+              </w:rPr>
+              <w:t>Lọc, phân trang và inspect packet</w:t>
+            </w:r>
+          </w:p>
+        </w:tc>
+        <w:tc>
+          <w:tcPr>
+            <w:tcW w:w="1707" w:type="dxa"/>
+            <w:vAlign w:val="center"/>
+          </w:tcPr>
+          <w:p>
+            <w:pPr>
+              <w:rPr>
+                <w:rFonts w:ascii="Times New Roman" w:hAnsi="Times New Roman" w:cs="Times New Roman"/>
+              </w:rPr>
+            </w:pPr>
+            <w:r>
+              <w:rPr>
+                <w:rFonts w:ascii="Times New Roman" w:hAnsi="Times New Roman" w:cs="Times New Roman"/>
+                <w:sz w:val="16"/>
+              </w:rPr>
+              <w:t>Mở `pages/reports.html`; dùng bộ lọc; chuyển trang; bấm Inspect một dòng</w:t>
+            </w:r>
+          </w:p>
+        </w:tc>
+        <w:tc>
+          <w:tcPr>
+            <w:tcW w:w="1707" w:type="dxa"/>
+            <w:vAlign w:val="center"/>
+          </w:tcPr>
+          <w:p>
+            <w:pPr>
+              <w:rPr>
+                <w:rFonts w:ascii="Times New Roman" w:hAnsi="Times New Roman" w:cs="Times New Roman"/>
+              </w:rPr>
+            </w:pPr>
+            <w:r>
+              <w:rPr>
+                <w:rFonts w:ascii="Times New Roman" w:hAnsi="Times New Roman" w:cs="Times New Roman"/>
+                <w:sz w:val="16"/>
+              </w:rPr>
+              <w:t>Bảng cập nhật đúng; phân trang không trùng/mất dòng; modal inspector hiển thị packet, nhiệt độ, độ ẩm và có thể đóng</w:t>
+            </w:r>
+          </w:p>
+        </w:tc>
+        <w:tc>
+          <w:tcPr>
+            <w:tcW w:w="1707" w:type="dxa"/>
+            <w:vAlign w:val="center"/>
+          </w:tcPr>
+          <w:p>
+            <w:pPr>
+              <w:rPr>
+                <w:rFonts w:ascii="Times New Roman" w:hAnsi="Times New Roman" w:cs="Times New Roman"/>
+              </w:rPr>
+            </w:pPr>
+            <w:r>
+              <w:rPr>
+                <w:rFonts w:ascii="Times New Roman" w:hAnsi="Times New Roman" w:cs="Times New Roman"/>
+                <w:sz w:val="16"/>
+              </w:rPr>
+              <w:t>Chưa chạy</w:t>
+            </w:r>
+          </w:p>
+        </w:tc>
+      </w:tr>
+      <w:tr>
+        <w:trPr>
+          <w:jc w:val="center"/>
+        </w:trPr>
+        <w:tc>
+          <w:tcPr>
+            <w:tcW w:w="1707" w:type="dxa"/>
+            <w:vAlign w:val="center"/>
+          </w:tcPr>
+          <w:p>
+            <w:pPr>
+              <w:rPr>
+                <w:rFonts w:ascii="Times New Roman" w:hAnsi="Times New Roman" w:cs="Times New Roman"/>
+              </w:rPr>
+            </w:pPr>
+            <w:r>
+              <w:rPr>
+                <w:rFonts w:ascii="Times New Roman" w:hAnsi="Times New Roman" w:cs="Times New Roman"/>
+                <w:sz w:val="16"/>
+              </w:rPr>
+              <w:t>TC_UI_20</w:t>
+            </w:r>
+          </w:p>
+        </w:tc>
+        <w:tc>
+          <w:tcPr>
+            <w:tcW w:w="1707" w:type="dxa"/>
+            <w:vAlign w:val="center"/>
+          </w:tcPr>
+          <w:p>
+            <w:pPr>
+              <w:rPr>
+                <w:rFonts w:ascii="Times New Roman" w:hAnsi="Times New Roman" w:cs="Times New Roman"/>
+              </w:rPr>
+            </w:pPr>
+            <w:r>
+              <w:rPr>
+                <w:rFonts w:ascii="Times New Roman" w:hAnsi="Times New Roman" w:cs="Times New Roman"/>
+                <w:sz w:val="16"/>
+              </w:rPr>
+              <w:t>Alerts</w:t>
+            </w:r>
+          </w:p>
+        </w:tc>
+        <w:tc>
+          <w:tcPr>
+            <w:tcW w:w="1707" w:type="dxa"/>
+            <w:vAlign w:val="center"/>
+          </w:tcPr>
+          <w:p>
+            <w:pPr>
+              <w:rPr>
+                <w:rFonts w:ascii="Times New Roman" w:hAnsi="Times New Roman" w:cs="Times New Roman"/>
+              </w:rPr>
+            </w:pPr>
+            <w:r>
+              <w:rPr>
+                <w:rFonts w:ascii="Times New Roman" w:hAnsi="Times New Roman" w:cs="Times New Roman"/>
+                <w:sz w:val="16"/>
+              </w:rPr>
+              <w:t>Lọc, tìm kiếm và xem chi tiết cảnh báo</w:t>
+            </w:r>
+          </w:p>
+        </w:tc>
+        <w:tc>
+          <w:tcPr>
+            <w:tcW w:w="1707" w:type="dxa"/>
+            <w:vAlign w:val="center"/>
+          </w:tcPr>
+          <w:p>
+            <w:pPr>
+              <w:rPr>
+                <w:rFonts w:ascii="Times New Roman" w:hAnsi="Times New Roman" w:cs="Times New Roman"/>
+              </w:rPr>
+            </w:pPr>
+            <w:r>
+              <w:rPr>
+                <w:rFonts w:ascii="Times New Roman" w:hAnsi="Times New Roman" w:cs="Times New Roman"/>
+                <w:sz w:val="16"/>
+              </w:rPr>
+              <w:t>Mở `pages/alerts.html`; lọc HIGH/LOW hoặc nhập device token; click một incident</w:t>
+            </w:r>
+          </w:p>
+        </w:tc>
+        <w:tc>
+          <w:tcPr>
+            <w:tcW w:w="1707" w:type="dxa"/>
+            <w:vAlign w:val="center"/>
+          </w:tcPr>
+          <w:p>
+            <w:pPr>
+              <w:rPr>
+                <w:rFonts w:ascii="Times New Roman" w:hAnsi="Times New Roman" w:cs="Times New Roman"/>
+              </w:rPr>
+            </w:pPr>
+            <w:r>
+              <w:rPr>
+                <w:rFonts w:ascii="Times New Roman" w:hAnsi="Times New Roman" w:cs="Times New Roman"/>
+                <w:sz w:val="16"/>
+              </w:rPr>
+              <w:t>Queue lọc đúng; panel chi tiết đổi theo incident; không lỗi khi không có alert API và hệ thống dùng fallback demo</w:t>
+            </w:r>
+          </w:p>
+        </w:tc>
+        <w:tc>
+          <w:tcPr>
+            <w:tcW w:w="1707" w:type="dxa"/>
+            <w:vAlign w:val="center"/>
+          </w:tcPr>
+          <w:p>
+            <w:pPr>
+              <w:rPr>
+                <w:rFonts w:ascii="Times New Roman" w:hAnsi="Times New Roman" w:cs="Times New Roman"/>
+              </w:rPr>
+            </w:pPr>
+            <w:r>
+              <w:rPr>
+                <w:rFonts w:ascii="Times New Roman" w:hAnsi="Times New Roman" w:cs="Times New Roman"/>
+                <w:sz w:val="16"/>
+              </w:rPr>
+              <w:t>Chưa chạy</w:t>
+            </w:r>
+          </w:p>
+        </w:tc>
+      </w:tr>
+      <w:tr>
+        <w:trPr>
+          <w:jc w:val="center"/>
+        </w:trPr>
+        <w:tc>
+          <w:tcPr>
+            <w:tcW w:w="1707" w:type="dxa"/>
+            <w:vAlign w:val="center"/>
+          </w:tcPr>
+          <w:p>
+            <w:pPr>
+              <w:rPr>
+                <w:rFonts w:ascii="Times New Roman" w:hAnsi="Times New Roman" w:cs="Times New Roman"/>
+              </w:rPr>
+            </w:pPr>
+            <w:r>
+              <w:rPr>
+                <w:rFonts w:ascii="Times New Roman" w:hAnsi="Times New Roman" w:cs="Times New Roman"/>
+                <w:sz w:val="16"/>
+              </w:rPr>
+              <w:t>TC_UI_21</w:t>
+            </w:r>
+          </w:p>
+        </w:tc>
+        <w:tc>
+          <w:tcPr>
+            <w:tcW w:w="1707" w:type="dxa"/>
+            <w:vAlign w:val="center"/>
+          </w:tcPr>
+          <w:p>
+            <w:pPr>
+              <w:rPr>
+                <w:rFonts w:ascii="Times New Roman" w:hAnsi="Times New Roman" w:cs="Times New Roman"/>
+              </w:rPr>
+            </w:pPr>
+            <w:r>
+              <w:rPr>
+                <w:rFonts w:ascii="Times New Roman" w:hAnsi="Times New Roman" w:cs="Times New Roman"/>
+                <w:sz w:val="16"/>
+              </w:rPr>
+              <w:t>Alerts</w:t>
+            </w:r>
+          </w:p>
+        </w:tc>
+        <w:tc>
+          <w:tcPr>
+            <w:tcW w:w="1707" w:type="dxa"/>
+            <w:vAlign w:val="center"/>
+          </w:tcPr>
+          <w:p>
+            <w:pPr>
+              <w:rPr>
+                <w:rFonts w:ascii="Times New Roman" w:hAnsi="Times New Roman" w:cs="Times New Roman"/>
+              </w:rPr>
+            </w:pPr>
+            <w:r>
+              <w:rPr>
+                <w:rFonts w:ascii="Times New Roman" w:hAnsi="Times New Roman" w:cs="Times New Roman"/>
+                <w:sz w:val="16"/>
+              </w:rPr>
+              <w:t>Xử lý alert theo role</w:t>
+            </w:r>
+          </w:p>
+        </w:tc>
+        <w:tc>
+          <w:tcPr>
+            <w:tcW w:w="1707" w:type="dxa"/>
+            <w:vAlign w:val="center"/>
+          </w:tcPr>
+          <w:p>
+            <w:pPr>
+              <w:rPr>
+                <w:rFonts w:ascii="Times New Roman" w:hAnsi="Times New Roman" w:cs="Times New Roman"/>
+              </w:rPr>
+            </w:pPr>
+            <w:r>
+              <w:rPr>
+                <w:rFonts w:ascii="Times New Roman" w:hAnsi="Times New Roman" w:cs="Times New Roman"/>
+                <w:sz w:val="16"/>
+              </w:rPr>
+              <w:t>Với MANAGER mở một alert và chọn resolve; lặp lại với STAFF</w:t>
+            </w:r>
+          </w:p>
+        </w:tc>
+        <w:tc>
+          <w:tcPr>
+            <w:tcW w:w="1707" w:type="dxa"/>
+            <w:vAlign w:val="center"/>
+          </w:tcPr>
+          <w:p>
+            <w:pPr>
+              <w:rPr>
+                <w:rFonts w:ascii="Times New Roman" w:hAnsi="Times New Roman" w:cs="Times New Roman"/>
+              </w:rPr>
+            </w:pPr>
+            <w:r>
+              <w:rPr>
+                <w:rFonts w:ascii="Times New Roman" w:hAnsi="Times New Roman" w:cs="Times New Roman"/>
+                <w:sz w:val="16"/>
+              </w:rPr>
+              <w:t>MANAGER được gọi DELETE và alert biến mất; STAFF không có thao tác resolve hoặc bị từ chối rõ ràng</w:t>
+            </w:r>
+          </w:p>
+        </w:tc>
+        <w:tc>
+          <w:tcPr>
+            <w:tcW w:w="1707" w:type="dxa"/>
+            <w:vAlign w:val="center"/>
+          </w:tcPr>
+          <w:p>
+            <w:pPr>
+              <w:rPr>
+                <w:rFonts w:ascii="Times New Roman" w:hAnsi="Times New Roman" w:cs="Times New Roman"/>
+              </w:rPr>
+            </w:pPr>
+            <w:r>
+              <w:rPr>
+                <w:rFonts w:ascii="Times New Roman" w:hAnsi="Times New Roman" w:cs="Times New Roman"/>
+                <w:sz w:val="16"/>
+              </w:rPr>
+              <w:t>Chưa chạy</w:t>
+            </w:r>
+          </w:p>
+        </w:tc>
+      </w:tr>
+      <w:tr>
+        <w:trPr>
+          <w:jc w:val="center"/>
+        </w:trPr>
+        <w:tc>
+          <w:tcPr>
+            <w:tcW w:w="1707" w:type="dxa"/>
+            <w:vAlign w:val="center"/>
+          </w:tcPr>
+          <w:p>
+            <w:pPr>
+              <w:rPr>
+                <w:rFonts w:ascii="Times New Roman" w:hAnsi="Times New Roman" w:cs="Times New Roman"/>
+              </w:rPr>
+            </w:pPr>
+            <w:r>
+              <w:rPr>
+                <w:rFonts w:ascii="Times New Roman" w:hAnsi="Times New Roman" w:cs="Times New Roman"/>
+                <w:sz w:val="16"/>
+              </w:rPr>
+              <w:t>TC_UI_22</w:t>
+            </w:r>
+          </w:p>
+        </w:tc>
+        <w:tc>
+          <w:tcPr>
+            <w:tcW w:w="1707" w:type="dxa"/>
+            <w:vAlign w:val="center"/>
+          </w:tcPr>
+          <w:p>
+            <w:pPr>
+              <w:rPr>
+                <w:rFonts w:ascii="Times New Roman" w:hAnsi="Times New Roman" w:cs="Times New Roman"/>
+              </w:rPr>
+            </w:pPr>
+            <w:r>
+              <w:rPr>
+                <w:rFonts w:ascii="Times New Roman" w:hAnsi="Times New Roman" w:cs="Times New Roman"/>
+                <w:sz w:val="16"/>
+              </w:rPr>
+              <w:t>Settings / Change password</w:t>
+            </w:r>
+          </w:p>
+        </w:tc>
+        <w:tc>
+          <w:tcPr>
+            <w:tcW w:w="1707" w:type="dxa"/>
+            <w:vAlign w:val="center"/>
+          </w:tcPr>
+          <w:p>
+            <w:pPr>
+              <w:rPr>
+                <w:rFonts w:ascii="Times New Roman" w:hAnsi="Times New Roman" w:cs="Times New Roman"/>
+              </w:rPr>
+            </w:pPr>
+            <w:r>
+              <w:rPr>
+                <w:rFonts w:ascii="Times New Roman" w:hAnsi="Times New Roman" w:cs="Times New Roman"/>
+                <w:sz w:val="16"/>
+              </w:rPr>
+              <w:t>Đổi mật khẩu và validate modal</w:t>
+            </w:r>
+          </w:p>
+        </w:tc>
+        <w:tc>
+          <w:tcPr>
+            <w:tcW w:w="1707" w:type="dxa"/>
+            <w:vAlign w:val="center"/>
+          </w:tcPr>
+          <w:p>
+            <w:pPr>
+              <w:rPr>
+                <w:rFonts w:ascii="Times New Roman" w:hAnsi="Times New Roman" w:cs="Times New Roman"/>
+              </w:rPr>
+            </w:pPr>
+            <w:r>
+              <w:rPr>
+                <w:rFonts w:ascii="Times New Roman" w:hAnsi="Times New Roman" w:cs="Times New Roman"/>
+                <w:sz w:val="16"/>
+              </w:rPr>
+              <w:t>Mở Settings; thử password mới dưới 6 ký tự, xác nhận không khớp, rồi nhập hợp lệ</w:t>
+            </w:r>
+          </w:p>
+        </w:tc>
+        <w:tc>
+          <w:tcPr>
+            <w:tcW w:w="1707" w:type="dxa"/>
+            <w:vAlign w:val="center"/>
+          </w:tcPr>
+          <w:p>
+            <w:pPr>
+              <w:rPr>
+                <w:rFonts w:ascii="Times New Roman" w:hAnsi="Times New Roman" w:cs="Times New Roman"/>
+              </w:rPr>
+            </w:pPr>
+            <w:r>
+              <w:rPr>
+                <w:rFonts w:ascii="Times New Roman" w:hAnsi="Times New Roman" w:cs="Times New Roman"/>
+                <w:sz w:val="16"/>
+              </w:rPr>
+              <w:t>Browser/API chặn dữ liệu không hợp lệ; dữ liệu hợp lệ gọi PUT `/api/auth/change-password`, hiện toast thành công</w:t>
+            </w:r>
+          </w:p>
+        </w:tc>
+        <w:tc>
+          <w:tcPr>
+            <w:tcW w:w="1707" w:type="dxa"/>
+            <w:vAlign w:val="center"/>
+          </w:tcPr>
+          <w:p>
+            <w:pPr>
+              <w:rPr>
+                <w:rFonts w:ascii="Times New Roman" w:hAnsi="Times New Roman" w:cs="Times New Roman"/>
+              </w:rPr>
+            </w:pPr>
+            <w:r>
+              <w:rPr>
+                <w:rFonts w:ascii="Times New Roman" w:hAnsi="Times New Roman" w:cs="Times New Roman"/>
+                <w:sz w:val="16"/>
+              </w:rPr>
+              <w:t>Chưa chạy</w:t>
+            </w:r>
+          </w:p>
+        </w:tc>
+      </w:tr>
+      <w:tr>
+        <w:trPr>
+          <w:jc w:val="center"/>
+        </w:trPr>
+        <w:tc>
+          <w:tcPr>
+            <w:tcW w:w="1707" w:type="dxa"/>
+            <w:vAlign w:val="center"/>
+          </w:tcPr>
+          <w:p>
+            <w:pPr>
+              <w:rPr>
+                <w:rFonts w:ascii="Times New Roman" w:hAnsi="Times New Roman" w:cs="Times New Roman"/>
+              </w:rPr>
+            </w:pPr>
+            <w:r>
+              <w:rPr>
+                <w:rFonts w:ascii="Times New Roman" w:hAnsi="Times New Roman" w:cs="Times New Roman"/>
+                <w:sz w:val="16"/>
+              </w:rPr>
+              <w:t>TC_UI_23</w:t>
+            </w:r>
+          </w:p>
+        </w:tc>
+        <w:tc>
+          <w:tcPr>
+            <w:tcW w:w="1707" w:type="dxa"/>
+            <w:vAlign w:val="center"/>
+          </w:tcPr>
+          <w:p>
+            <w:pPr>
+              <w:rPr>
+                <w:rFonts w:ascii="Times New Roman" w:hAnsi="Times New Roman" w:cs="Times New Roman"/>
+              </w:rPr>
+            </w:pPr>
+            <w:r>
+              <w:rPr>
+                <w:rFonts w:ascii="Times New Roman" w:hAnsi="Times New Roman" w:cs="Times New Roman"/>
+                <w:sz w:val="16"/>
+              </w:rPr>
               <w:t>Responsive / session</w:t>
             </w:r>
           </w:p>
@@ -7208,7 +8119,7 @@
                 <w:rFonts w:ascii="Times New Roman" w:hAnsi="Times New Roman" w:cs="Times New Roman"/>
                 <w:sz w:val="16"/>
               </w:rPr>
-              <w:t>**PASS**</w:t>
+              <w:t>Chưa chạy</w:t>
             </w:r>
           </w:p>
         </w:tc>
@@ -7232,6 +8143,7 @@
         <w:rPr>
           <w:rFonts w:ascii="Times New Roman" w:hAnsi="Times New Roman" w:cs="Times New Roman"/>
         </w:rPr>
+        <w:lastRenderedPageBreak/>
         <w:t>5. RỦI RO VÀ ĐIỂM CẦN XÁC NHẬN KHI TEST</w:t>
       </w:r>
     </w:p>
@@ -7333,6 +8245,16 @@
         <w:t>6. MẪU BUG REPORT</w:t>
       </w:r>
     </w:p>
+    <w:p>
+      <w:r>
+        <w:t>Trang Warehouses hiện lọc phía trình duyệt theo warehouse_name và status; ô tìm kiếm chưa lọc theo mã kho hoặc vị trí dù placeholder có đề cập các trường này.</w:t>
+      </w:r>
+    </w:p>
+    <w:p>
+      <w:r>
+        <w:t>Nút phân trang và nhãn Auto-sync 15s trên trang Warehouses hiện là phần hiển thị tĩnh; chưa có xử lý phân trang hoặc đồng bộ định kỳ trong warehouses.js. Xác nhận yêu cầu với BA trước khi nghiệm thu các hành vi này.</w:t>
+      </w:r>
+    </w:p>
     <w:tbl>
       <w:tblPr>
         <w:tblStyle w:val="TableGrid"/>
@@ -7909,7 +8831,6 @@
         <w:rPr>
           <w:rFonts w:ascii="Times New Roman" w:hAnsi="Times New Roman" w:cs="Times New Roman"/>
         </w:rPr>
-        <w:lastRenderedPageBreak/>
         <w:t>Quy tắc ghi nhận lỗi</w:t>
       </w:r>
     </w:p>
@@ -8078,6 +8999,7 @@
         <w:rPr>
           <w:rFonts w:ascii="Times New Roman" w:hAnsi="Times New Roman" w:cs="Times New Roman"/>
         </w:rPr>
+        <w:lastRenderedPageBreak/>
         <w:t>Không có lỗi chính tả hoặc lỗi hiển thị nghiêm trọng trên các màn hình bàn giao.</w:t>
       </w:r>
     </w:p>
